--- a/Jurnal/Jurnal Bahasa Indonesia.docx
+++ b/Jurnal/Jurnal Bahasa Indonesia.docx
@@ -615,22 +615,7 @@
           <w:iCs/>
           <w:lang w:val="sv-SE"/>
         </w:rPr>
-        <w:t>Abstrak</w:t>
-      </w:r>
-      <w:r>
-        <w:rPr>
-          <w:i w:val="0"/>
-          <w:lang w:val="sv-SE"/>
-        </w:rPr>
-        <w:t xml:space="preserve"> </w:t>
-      </w:r>
-      <w:r>
-        <w:rPr>
-          <w:i w:val="0"/>
-          <w:iCs/>
-          <w:lang w:val="sv-SE"/>
-        </w:rPr>
-        <w:t xml:space="preserve">— </w:t>
+        <w:t>Abstrak—</w:t>
       </w:r>
       <w:r>
         <w:rPr>
@@ -979,21 +964,7 @@
           <w:i w:val="0"/>
           <w:lang w:val="sv-SE"/>
         </w:rPr>
-        <w:t>Kata Kunci</w:t>
-      </w:r>
-      <w:r>
-        <w:rPr>
-          <w:i w:val="0"/>
-          <w:lang w:val="sv-SE"/>
-        </w:rPr>
-        <w:t xml:space="preserve"> </w:t>
-      </w:r>
-      <w:r>
-        <w:rPr>
-          <w:i w:val="0"/>
-          <w:lang w:val="sv-SE"/>
-        </w:rPr>
-        <w:t xml:space="preserve">— </w:t>
+        <w:t>Kata Kunci—</w:t>
       </w:r>
       <w:r>
         <w:rPr>
@@ -8564,7 +8535,7 @@
       <w:r>
         <w:lastRenderedPageBreak/>
         <w:drawing>
-          <wp:inline distT="0" distB="0" distL="0" distR="0" wp14:anchorId="6AEADE41" wp14:editId="3FB9B680">
+          <wp:inline distT="0" distB="0" distL="0" distR="0" wp14:anchorId="6AEADE41" wp14:editId="5ACF049B">
             <wp:extent cx="3089910" cy="2647315"/>
             <wp:effectExtent l="0" t="0" r="0" b="635"/>
             <wp:docPr id="1110892867" name="Picture 1"/>
@@ -10262,21 +10233,7 @@
         <w:rPr>
           <w:lang w:val="en-US"/>
         </w:rPr>
-        <w:t xml:space="preserve"> </w:t>
-      </w:r>
-      <w:proofErr w:type="gramStart"/>
-      <w:r>
-        <w:rPr>
-          <w:lang w:val="en-US"/>
-        </w:rPr>
-        <w:t>128 bit</w:t>
-      </w:r>
-      <w:proofErr w:type="gramEnd"/>
-      <w:r>
-        <w:rPr>
-          <w:lang w:val="en-US"/>
-        </w:rPr>
-        <w:t xml:space="preserve"> </w:t>
+        <w:t xml:space="preserve"> 128 bit </w:t>
       </w:r>
       <w:proofErr w:type="spellStart"/>
       <w:r>
@@ -14247,21 +14204,7 @@
         <w:rPr>
           <w:lang w:val="en-US"/>
         </w:rPr>
-        <w:t xml:space="preserve"> </w:t>
-      </w:r>
-      <w:proofErr w:type="gramStart"/>
-      <w:r>
-        <w:rPr>
-          <w:lang w:val="en-US"/>
-        </w:rPr>
-        <w:t>128 bit</w:t>
-      </w:r>
-      <w:proofErr w:type="gramEnd"/>
-      <w:r>
-        <w:rPr>
-          <w:lang w:val="en-US"/>
-        </w:rPr>
-        <w:t xml:space="preserve"> yang sangat </w:t>
+        <w:t xml:space="preserve"> 128 bit yang sangat </w:t>
       </w:r>
       <w:proofErr w:type="spellStart"/>
       <w:r>
@@ -14568,28 +14511,18 @@
             </w:rPr>
             <w:t xml:space="preserve">monitoring: A review. Sensors, 21(15), 5189. </w:t>
           </w:r>
-          <w:r>
-            <w:fldChar w:fldCharType="begin"/>
-          </w:r>
-          <w:r>
-            <w:instrText>HYPERLINK "https://doi.org/10.3390/s21155189"</w:instrText>
-          </w:r>
-          <w:r>
-            <w:fldChar w:fldCharType="separate"/>
-          </w:r>
-          <w:r>
-            <w:rPr>
-              <w:rStyle w:val="Hyperlink"/>
-              <w:rFonts w:eastAsia="Times New Roman"/>
-              <w:color w:val="auto"/>
-              <w:u w:val="none"/>
-              <w:lang w:val="sv-SE"/>
-            </w:rPr>
-            <w:t>https://doi.org/10.3390/s21155189</w:t>
-          </w:r>
-          <w:r>
-            <w:fldChar w:fldCharType="end"/>
-          </w:r>
+          <w:hyperlink r:id="rId25" w:history="1">
+            <w:r>
+              <w:rPr>
+                <w:rStyle w:val="Hyperlink"/>
+                <w:rFonts w:eastAsia="Times New Roman"/>
+                <w:color w:val="auto"/>
+                <w:u w:val="none"/>
+                <w:lang w:val="sv-SE"/>
+              </w:rPr>
+              <w:t>https://doi.org/10.3390/s21155189</w:t>
+            </w:r>
+          </w:hyperlink>
           <w:r>
             <w:rPr>
               <w:rFonts w:eastAsia="Times New Roman"/>
@@ -14632,28 +14565,18 @@
             </w:rPr>
             <w:t xml:space="preserve">Nurbaya, S. (2019). Peraturan Menteri Lingkungan Hidup dan Kehutanan. Kementerian Lingkungan Hidup dan Kehutanan. </w:t>
           </w:r>
-          <w:r>
-            <w:fldChar w:fldCharType="begin"/>
-          </w:r>
-          <w:r>
-            <w:instrText>HYPERLINK "https://ppkl.menlhk.go.id/website/filebox/885/200306144608%20Permen%20LHK%20tentang%20SPARING.pdf"</w:instrText>
-          </w:r>
-          <w:r>
-            <w:fldChar w:fldCharType="separate"/>
-          </w:r>
-          <w:r>
-            <w:rPr>
-              <w:rStyle w:val="Hyperlink"/>
-              <w:rFonts w:eastAsia="Times New Roman"/>
-              <w:color w:val="auto"/>
-              <w:u w:val="none"/>
-              <w:lang w:val="sv-SE"/>
-            </w:rPr>
-            <w:t>https://ppkl.menlhk.go.id/website/filebox/885/200306144608%20Permen%20LHK%20tentang%20SPARING.pdf</w:t>
-          </w:r>
-          <w:r>
-            <w:fldChar w:fldCharType="end"/>
-          </w:r>
+          <w:hyperlink r:id="rId26" w:history="1">
+            <w:r>
+              <w:rPr>
+                <w:rStyle w:val="Hyperlink"/>
+                <w:rFonts w:eastAsia="Times New Roman"/>
+                <w:color w:val="auto"/>
+                <w:u w:val="none"/>
+                <w:lang w:val="sv-SE"/>
+              </w:rPr>
+              <w:t>https://ppkl.menlhk.go.id/website/filebox/885/200306144608%20Permen%20LHK%20tentang%20SPARING.pdf</w:t>
+            </w:r>
+          </w:hyperlink>
           <w:r>
             <w:rPr>
               <w:rFonts w:eastAsia="Times New Roman"/>
@@ -14944,7 +14867,7 @@
             </w:rPr>
             <w:t xml:space="preserve">, D. (2019). Internet of Things architecture for combined applications. IEEE Internet of Things Journal, 6(2), 2055-2070. </w:t>
           </w:r>
-          <w:hyperlink r:id="rId25" w:history="1">
+          <w:hyperlink r:id="rId27" w:history="1">
             <w:r>
               <w:rPr>
                 <w:rStyle w:val="Hyperlink"/>
@@ -15114,7 +15037,7 @@
           <w:r>
             <w:t xml:space="preserve">), IEEE International Conference on High Performance and Smart Computing (HPSC), and IEEE International Conference on Intelligent Data and Security (IDS), 1-6. </w:t>
           </w:r>
-          <w:hyperlink r:id="rId26" w:history="1">
+          <w:hyperlink r:id="rId28" w:history="1">
             <w:r>
               <w:rPr>
                 <w:rStyle w:val="Hyperlink"/>
@@ -15171,23 +15094,9 @@
             <w:rPr>
               <w:rFonts w:eastAsia="Times New Roman"/>
             </w:rPr>
-            <w:t xml:space="preserve">Ahmed, S., &amp; Mahmood, Q. (2019). An </w:t>
+            <w:t xml:space="preserve">Ahmed, S., &amp; Mahmood, Q. (2019). An authentication based scheme for applications using JSON web token. 2019 22nd International Multitopic Conference (INMIC), 1-6. </w:t>
           </w:r>
-          <w:proofErr w:type="gramStart"/>
-          <w:r>
-            <w:rPr>
-              <w:rFonts w:eastAsia="Times New Roman"/>
-            </w:rPr>
-            <w:t>authentication based</w:t>
-          </w:r>
-          <w:proofErr w:type="gramEnd"/>
-          <w:r>
-            <w:rPr>
-              <w:rFonts w:eastAsia="Times New Roman"/>
-            </w:rPr>
-            <w:t xml:space="preserve"> scheme for applications using JSON web token. 2019 22nd International Multitopic Conference (INMIC), 1-6. </w:t>
-          </w:r>
-          <w:hyperlink r:id="rId27" w:history="1">
+          <w:hyperlink r:id="rId29" w:history="1">
             <w:r>
               <w:rPr>
                 <w:rStyle w:val="Hyperlink"/>
@@ -15297,7 +15206,7 @@
             </w:rPr>
             <w:t xml:space="preserve">Shodiq, F. A., Pahlevi, R. R., &amp; Sukarno, P. (2021). Secure MQTT authentication and message exchange methods for IoT constrained device. 2021 International Conference on Intelligent Cybernetics Technology &amp; Applications (ICICyTA), 70–74. </w:t>
           </w:r>
-          <w:hyperlink r:id="rId28" w:history="1">
+          <w:hyperlink r:id="rId30" w:history="1">
             <w:r>
               <w:rPr>
                 <w:rStyle w:val="Hyperlink"/>
@@ -15403,7 +15312,7 @@
             </w:rPr>
             <w:t xml:space="preserve"> algorithm and brute-force time estimation to strengthen cybersecurity. Journal of Computing and Information System, 21(1), 52–59. </w:t>
           </w:r>
-          <w:hyperlink r:id="rId29" w:history="1">
+          <w:hyperlink r:id="rId31" w:history="1">
             <w:r>
               <w:rPr>
                 <w:rStyle w:val="Hyperlink"/>
@@ -15455,7 +15364,7 @@
             </w:rPr>
             <w:t xml:space="preserve">Bogdan, R., Paliuc, C., Crisan-Vida, M., Nimara, S., &amp; Barmayoun, D. (2023). Low-cost Internet-of-Things water-quality monitoring system for rural areas. Sensors, 23(8), 3919. </w:t>
           </w:r>
-          <w:hyperlink r:id="rId30" w:history="1">
+          <w:hyperlink r:id="rId32" w:history="1">
             <w:r>
               <w:rPr>
                 <w:rStyle w:val="Hyperlink"/>
@@ -15509,7 +15418,7 @@
             </w:rPr>
             <w:t xml:space="preserve">Raman, R., &amp; Martin, N. (2024). IoT-enabled water pollution detection for real-time monitoring and pollution source identification with MQTT protocol. 2024 International Conference on Advances in Data Engineering and Intelligent Computing Systems (ADICS), 1–6. </w:t>
           </w:r>
-          <w:hyperlink r:id="rId31" w:history="1">
+          <w:hyperlink r:id="rId33" w:history="1">
             <w:r>
               <w:rPr>
                 <w:rStyle w:val="Hyperlink"/>
@@ -15563,7 +15472,7 @@
             </w:rPr>
             <w:t xml:space="preserve">Salem, R. M. M., Saraya, M. S., &amp; Ali-Eldin, A. M. T. (2022). An industrial cloud-based IoT system for real-time monitoring and controlling of wastewater. IEEE Access, 10, 6528–6540. </w:t>
           </w:r>
-          <w:hyperlink r:id="rId32" w:history="1">
+          <w:hyperlink r:id="rId34" w:history="1">
             <w:r>
               <w:rPr>
                 <w:rStyle w:val="Hyperlink"/>
@@ -15621,7 +15530,7 @@
             </w:rPr>
             <w:t xml:space="preserve">, S., Goel, O., &amp; Pandian, P. K. G. (2024). Agile project planning and execution in large-scale IT projects. Deleted Journal, 12(3), 239–252. </w:t>
           </w:r>
-          <w:hyperlink r:id="rId33" w:history="1">
+          <w:hyperlink r:id="rId35" w:history="1">
             <w:r>
               <w:rPr>
                 <w:rStyle w:val="Hyperlink"/>
@@ -15681,7 +15590,7 @@
             </w:rPr>
             <w:t xml:space="preserve">Vainer, M. (2023). Multi-purpose password dataset generation and its application in decision making for password cracking through machine learning. New Trends in Computer Sciences, 1(1), 1-18. </w:t>
           </w:r>
-          <w:hyperlink r:id="rId34" w:history="1">
+          <w:hyperlink r:id="rId36" w:history="1">
             <w:r>
               <w:rPr>
                 <w:rStyle w:val="Hyperlink"/>
@@ -15741,7 +15650,7 @@
             </w:rPr>
             <w:t xml:space="preserve">Grassi, P. A., Garcia, M. E., &amp; Fenton, J. L. (2017). Digital identity guidelines: Authentication and lifecycle management (NIST Special Publication 800-63B). National Institute of Standards and Technology. </w:t>
           </w:r>
-          <w:hyperlink r:id="rId35" w:history="1">
+          <w:hyperlink r:id="rId37" w:history="1">
             <w:r>
               <w:rPr>
                 <w:rStyle w:val="Hyperlink"/>
@@ -15808,7 +15717,7 @@
           <w:r>
             <w:t xml:space="preserve"> (NIST Special Publication 800-57 Part 1 Rev. 5). National Institute of Standards and Technology. </w:t>
           </w:r>
-          <w:hyperlink r:id="rId36" w:history="1">
+          <w:hyperlink r:id="rId38" w:history="1">
             <w:r>
               <w:rPr>
                 <w:rStyle w:val="Hyperlink"/>
@@ -15855,7 +15764,7 @@
             </w:rPr>
             <w:t xml:space="preserve">Google. (2023). Core Web Vitals: What developers should know. Google Developers. </w:t>
           </w:r>
-          <w:hyperlink r:id="rId37" w:history="1">
+          <w:hyperlink r:id="rId39" w:history="1">
             <w:r>
               <w:rPr>
                 <w:rStyle w:val="Hyperlink"/>
@@ -15911,7 +15820,7 @@
             </w:rPr>
             <w:t xml:space="preserve">, A. M. (2020). Website performance and bounce rate: An empirical investigation. International Journal of Information Management, 54, 102154. </w:t>
           </w:r>
-          <w:hyperlink r:id="rId38" w:history="1">
+          <w:hyperlink r:id="rId40" w:history="1">
             <w:r>
               <w:rPr>
                 <w:rStyle w:val="Hyperlink"/>
@@ -15954,7 +15863,7 @@
             <w:tab/>
             <w:t xml:space="preserve">Joshi, A., Kale, S., Chandel, S., &amp; Pal, D. K. (2015). Likert scale: Explored and explained. British Journal of Applied Science &amp; Technology, 7(4), 396–403. </w:t>
           </w:r>
-          <w:hyperlink r:id="rId39" w:history="1">
+          <w:hyperlink r:id="rId41" w:history="1">
             <w:r>
               <w:rPr>
                 <w:rStyle w:val="Hyperlink"/>
@@ -16098,7 +16007,7 @@
             </w:rPr>
             <w:t xml:space="preserve"> Likert. Ciencia Latina, 7(4). </w:t>
           </w:r>
-          <w:hyperlink r:id="rId40" w:history="1">
+          <w:hyperlink r:id="rId42" w:history="1">
             <w:r>
               <w:rPr>
                 <w:rStyle w:val="Hyperlink"/>
@@ -16168,7 +16077,7 @@
             </w:rPr>
             <w:t xml:space="preserve">, R. (2019). Recent developments in research on the management of information technology: An overview of leading journals. Journal of Information Technology, 34(2), 97–112. </w:t>
           </w:r>
-          <w:hyperlink r:id="rId41" w:history="1">
+          <w:hyperlink r:id="rId43" w:history="1">
             <w:r>
               <w:rPr>
                 <w:rStyle w:val="Hyperlink"/>
@@ -22693,6 +22602,7 @@
     <w:rsid w:val="00981EE9"/>
     <w:rsid w:val="009C073C"/>
     <w:rsid w:val="009F5F5E"/>
+    <w:rsid w:val="00A0668E"/>
     <w:rsid w:val="00A63965"/>
     <w:rsid w:val="00A95FFF"/>
     <w:rsid w:val="00AA55E5"/>
@@ -22708,6 +22618,7 @@
     <w:rsid w:val="00C42FBF"/>
     <w:rsid w:val="00C70C31"/>
     <w:rsid w:val="00C812B6"/>
+    <w:rsid w:val="00C9260E"/>
     <w:rsid w:val="00CC28E7"/>
     <w:rsid w:val="00CD49D6"/>
     <w:rsid w:val="00D27763"/>

--- a/Jurnal/Jurnal Bahasa Indonesia.docx
+++ b/Jurnal/Jurnal Bahasa Indonesia.docx
@@ -1579,6 +1579,69 @@
       </w:pPr>
       <w:r>
         <w:rPr>
+          <w:rFonts w:eastAsia="MS Mincho"/>
+          <w:kern w:val="48"/>
+          <w:sz w:val="28"/>
+          <w:szCs w:val="28"/>
+        </w:rPr>
+        <w:drawing>
+          <wp:anchor distT="0" distB="0" distL="114300" distR="114300" simplePos="0" relativeHeight="251658240" behindDoc="0" locked="0" layoutInCell="1" allowOverlap="1" wp14:anchorId="7F550D58" wp14:editId="2D621A2E">
+            <wp:simplePos x="0" y="0"/>
+            <wp:positionH relativeFrom="column">
+              <wp:posOffset>5226685</wp:posOffset>
+            </wp:positionH>
+            <wp:positionV relativeFrom="paragraph">
+              <wp:posOffset>538480</wp:posOffset>
+            </wp:positionV>
+            <wp:extent cx="1188720" cy="528320"/>
+            <wp:effectExtent l="0" t="0" r="0" b="5080"/>
+            <wp:wrapNone/>
+            <wp:docPr id="1710081510" name="Picture 1"/>
+            <wp:cNvGraphicFramePr>
+              <a:graphicFrameLocks xmlns:a="http://schemas.openxmlformats.org/drawingml/2006/main" noChangeAspect="1"/>
+            </wp:cNvGraphicFramePr>
+            <a:graphic xmlns:a="http://schemas.openxmlformats.org/drawingml/2006/main">
+              <a:graphicData uri="http://schemas.openxmlformats.org/drawingml/2006/picture">
+                <pic:pic xmlns:pic="http://schemas.openxmlformats.org/drawingml/2006/picture">
+                  <pic:nvPicPr>
+                    <pic:cNvPr id="1710081510" name="Picture 1710081510"/>
+                    <pic:cNvPicPr/>
+                  </pic:nvPicPr>
+                  <pic:blipFill>
+                    <a:blip r:embed="rId13" cstate="print">
+                      <a:extLst>
+                        <a:ext uri="{28A0092B-C50C-407E-A947-70E740481C1C}">
+                          <a14:useLocalDpi xmlns:a14="http://schemas.microsoft.com/office/drawing/2010/main" val="0"/>
+                        </a:ext>
+                      </a:extLst>
+                    </a:blip>
+                    <a:stretch>
+                      <a:fillRect/>
+                    </a:stretch>
+                  </pic:blipFill>
+                  <pic:spPr>
+                    <a:xfrm>
+                      <a:off x="0" y="0"/>
+                      <a:ext cx="1188720" cy="528320"/>
+                    </a:xfrm>
+                    <a:prstGeom prst="rect">
+                      <a:avLst/>
+                    </a:prstGeom>
+                  </pic:spPr>
+                </pic:pic>
+              </a:graphicData>
+            </a:graphic>
+            <wp14:sizeRelH relativeFrom="page">
+              <wp14:pctWidth>0</wp14:pctWidth>
+            </wp14:sizeRelH>
+            <wp14:sizeRelV relativeFrom="page">
+              <wp14:pctHeight>0</wp14:pctHeight>
+            </wp14:sizeRelV>
+          </wp:anchor>
+        </w:drawing>
+      </w:r>
+      <w:r>
+        <w:rPr>
           <w:lang w:val="sv-SE"/>
         </w:rPr>
         <w:t xml:space="preserve">Perkembangan teknologi di era Revolusi Industri 4.0 menghadirkan IoT sebagai solusi untuk pemantauan yang lebih efektif dan otomatis. IoT memungkinkan perangkat </w:t>
@@ -2001,403 +2064,37 @@
           <w:lang w:val="sv-SE"/>
         </w:rPr>
       </w:pPr>
-      <w:proofErr w:type="spellStart"/>
-      <w:r>
-        <w:rPr>
-          <w:lang w:val="en-ID"/>
-        </w:rPr>
-        <w:t>Menanggapi</w:t>
-      </w:r>
-      <w:proofErr w:type="spellEnd"/>
-      <w:r>
-        <w:rPr>
-          <w:lang w:val="en-ID"/>
-        </w:rPr>
-        <w:t xml:space="preserve"> </w:t>
-      </w:r>
-      <w:proofErr w:type="spellStart"/>
-      <w:r>
-        <w:rPr>
-          <w:lang w:val="en-ID"/>
-        </w:rPr>
-        <w:t>masalah</w:t>
-      </w:r>
-      <w:proofErr w:type="spellEnd"/>
-      <w:r>
-        <w:rPr>
-          <w:lang w:val="en-ID"/>
-        </w:rPr>
-        <w:t xml:space="preserve"> </w:t>
-      </w:r>
-      <w:proofErr w:type="spellStart"/>
-      <w:r>
-        <w:rPr>
-          <w:lang w:val="en-ID"/>
-        </w:rPr>
-        <w:t>tersebut</w:t>
-      </w:r>
-      <w:proofErr w:type="spellEnd"/>
-      <w:r>
-        <w:rPr>
-          <w:lang w:val="en-ID"/>
-        </w:rPr>
-        <w:t xml:space="preserve">, </w:t>
-      </w:r>
-      <w:proofErr w:type="spellStart"/>
-      <w:r>
-        <w:rPr>
-          <w:lang w:val="en-ID"/>
-        </w:rPr>
-        <w:t>Shodiq</w:t>
-      </w:r>
-      <w:proofErr w:type="spellEnd"/>
-      <w:r>
-        <w:rPr>
-          <w:lang w:val="en-ID"/>
-        </w:rPr>
-        <w:t xml:space="preserve"> </w:t>
-      </w:r>
-      <w:proofErr w:type="spellStart"/>
-      <w:r>
-        <w:rPr>
-          <w:lang w:val="en-ID"/>
-        </w:rPr>
-        <w:t>dkk</w:t>
-      </w:r>
-      <w:proofErr w:type="spellEnd"/>
-      <w:r>
-        <w:rPr>
-          <w:lang w:val="en-ID"/>
-        </w:rPr>
-        <w:t xml:space="preserve">. </w:t>
-      </w:r>
-      <w:proofErr w:type="spellStart"/>
-      <w:r>
-        <w:rPr>
-          <w:lang w:val="en-ID"/>
-        </w:rPr>
-        <w:t>melalui</w:t>
-      </w:r>
-      <w:proofErr w:type="spellEnd"/>
-      <w:r>
-        <w:rPr>
-          <w:lang w:val="en-ID"/>
-        </w:rPr>
-        <w:t xml:space="preserve"> </w:t>
-      </w:r>
-      <w:proofErr w:type="spellStart"/>
-      <w:r>
-        <w:rPr>
-          <w:lang w:val="en-ID"/>
-        </w:rPr>
-        <w:t>penelitian</w:t>
-      </w:r>
-      <w:proofErr w:type="spellEnd"/>
-      <w:r>
-        <w:rPr>
-          <w:lang w:val="en-ID"/>
-        </w:rPr>
-        <w:t xml:space="preserve"> </w:t>
-      </w:r>
-      <w:proofErr w:type="spellStart"/>
-      <w:r>
-        <w:rPr>
-          <w:lang w:val="en-ID"/>
-        </w:rPr>
-        <w:t>mereka</w:t>
-      </w:r>
-      <w:proofErr w:type="spellEnd"/>
-      <w:r>
-        <w:rPr>
-          <w:lang w:val="en-ID"/>
-        </w:rPr>
-        <w:t xml:space="preserve"> yang</w:t>
-      </w:r>
-      <w:r>
-        <w:rPr>
-          <w:lang w:val="en-ID"/>
-        </w:rPr>
-        <w:t xml:space="preserve"> </w:t>
-      </w:r>
-      <w:proofErr w:type="spellStart"/>
-      <w:r>
-        <w:rPr>
-          <w:lang w:val="en-ID"/>
-        </w:rPr>
-        <w:t>berjudul</w:t>
-      </w:r>
-      <w:proofErr w:type="spellEnd"/>
-      <w:r>
-        <w:rPr>
-          <w:lang w:val="en-ID"/>
-        </w:rPr>
-        <w:t xml:space="preserve"> “</w:t>
+      <w:r>
+        <w:rPr>
+          <w:lang w:val="sv-SE"/>
+        </w:rPr>
+        <w:t>Menanggapi masalah tersebut, Shodiq dkk. melalui penelitian</w:t>
+      </w:r>
+      <w:r>
+        <w:rPr>
+          <w:lang w:val="sv-SE"/>
+        </w:rPr>
+        <w:t xml:space="preserve"> mereka yang</w:t>
+      </w:r>
+      <w:r>
+        <w:rPr>
+          <w:lang w:val="sv-SE"/>
+        </w:rPr>
+        <w:t xml:space="preserve"> berjudul “</w:t>
       </w:r>
       <w:r>
         <w:rPr>
           <w:i/>
           <w:iCs/>
-          <w:lang w:val="en-ID"/>
+          <w:lang w:val="sv-SE"/>
         </w:rPr>
         <w:t>Secure MQTT Authentication and Message Exchange Methods for IoT Constrained Device</w:t>
       </w:r>
       <w:r>
         <w:rPr>
-          <w:lang w:val="en-ID"/>
-        </w:rPr>
-        <w:t xml:space="preserve">” </w:t>
-      </w:r>
-      <w:proofErr w:type="spellStart"/>
-      <w:r>
-        <w:rPr>
-          <w:lang w:val="en-ID"/>
-        </w:rPr>
-        <w:t>mengusulkan</w:t>
-      </w:r>
-      <w:proofErr w:type="spellEnd"/>
-      <w:r>
-        <w:rPr>
-          <w:lang w:val="en-ID"/>
-        </w:rPr>
-        <w:t xml:space="preserve"> </w:t>
-      </w:r>
-      <w:proofErr w:type="spellStart"/>
-      <w:r>
-        <w:rPr>
-          <w:lang w:val="en-ID"/>
-        </w:rPr>
-        <w:t>mekanisme</w:t>
-      </w:r>
-      <w:proofErr w:type="spellEnd"/>
-      <w:r>
-        <w:rPr>
-          <w:lang w:val="en-ID"/>
-        </w:rPr>
-        <w:t xml:space="preserve"> </w:t>
-      </w:r>
-      <w:proofErr w:type="spellStart"/>
-      <w:r>
-        <w:rPr>
-          <w:lang w:val="en-ID"/>
-        </w:rPr>
-        <w:t>autentikasi</w:t>
-      </w:r>
-      <w:proofErr w:type="spellEnd"/>
-      <w:r>
-        <w:rPr>
-          <w:lang w:val="en-ID"/>
-        </w:rPr>
-        <w:t xml:space="preserve"> </w:t>
-      </w:r>
-      <w:proofErr w:type="spellStart"/>
-      <w:r>
-        <w:rPr>
-          <w:lang w:val="en-ID"/>
-        </w:rPr>
-        <w:t>berbasis</w:t>
-      </w:r>
-      <w:proofErr w:type="spellEnd"/>
-      <w:r>
-        <w:rPr>
-          <w:lang w:val="en-ID"/>
-        </w:rPr>
-        <w:t xml:space="preserve"> JWT pada </w:t>
-      </w:r>
-      <w:proofErr w:type="spellStart"/>
-      <w:r>
-        <w:rPr>
-          <w:lang w:val="en-ID"/>
-        </w:rPr>
-        <w:t>protokol</w:t>
-      </w:r>
-      <w:proofErr w:type="spellEnd"/>
-      <w:r>
-        <w:rPr>
-          <w:lang w:val="en-ID"/>
-        </w:rPr>
-        <w:t xml:space="preserve"> MQTT. </w:t>
-      </w:r>
-      <w:proofErr w:type="spellStart"/>
-      <w:r>
-        <w:rPr>
-          <w:lang w:val="en-ID"/>
-        </w:rPr>
-        <w:t>Tujuannya</w:t>
-      </w:r>
-      <w:proofErr w:type="spellEnd"/>
-      <w:r>
-        <w:rPr>
-          <w:lang w:val="en-ID"/>
-        </w:rPr>
-        <w:t xml:space="preserve"> </w:t>
-      </w:r>
-      <w:proofErr w:type="spellStart"/>
-      <w:r>
-        <w:rPr>
-          <w:lang w:val="en-ID"/>
-        </w:rPr>
-        <w:t>adalah</w:t>
-      </w:r>
-      <w:proofErr w:type="spellEnd"/>
-      <w:r>
-        <w:rPr>
-          <w:lang w:val="en-ID"/>
-        </w:rPr>
-        <w:t xml:space="preserve"> </w:t>
-      </w:r>
-      <w:proofErr w:type="spellStart"/>
-      <w:r>
-        <w:rPr>
-          <w:lang w:val="en-ID"/>
-        </w:rPr>
-        <w:t>untuk</w:t>
-      </w:r>
-      <w:proofErr w:type="spellEnd"/>
-      <w:r>
-        <w:rPr>
-          <w:lang w:val="en-ID"/>
-        </w:rPr>
-        <w:t xml:space="preserve"> </w:t>
-      </w:r>
-      <w:proofErr w:type="spellStart"/>
-      <w:r>
-        <w:rPr>
-          <w:lang w:val="en-ID"/>
-        </w:rPr>
-        <w:t>mencegah</w:t>
-      </w:r>
-      <w:proofErr w:type="spellEnd"/>
-      <w:r>
-        <w:rPr>
-          <w:lang w:val="en-ID"/>
-        </w:rPr>
-        <w:t xml:space="preserve"> </w:t>
-      </w:r>
-      <w:proofErr w:type="spellStart"/>
-      <w:r>
-        <w:rPr>
-          <w:lang w:val="en-ID"/>
-        </w:rPr>
-        <w:t>akses</w:t>
-      </w:r>
-      <w:proofErr w:type="spellEnd"/>
-      <w:r>
-        <w:rPr>
-          <w:lang w:val="en-ID"/>
-        </w:rPr>
-        <w:t xml:space="preserve"> </w:t>
-      </w:r>
-      <w:proofErr w:type="spellStart"/>
-      <w:r>
-        <w:rPr>
-          <w:lang w:val="en-ID"/>
-        </w:rPr>
-        <w:t>ilegal</w:t>
-      </w:r>
-      <w:proofErr w:type="spellEnd"/>
-      <w:r>
-        <w:rPr>
-          <w:lang w:val="en-ID"/>
-        </w:rPr>
-        <w:t xml:space="preserve"> </w:t>
-      </w:r>
-      <w:proofErr w:type="spellStart"/>
-      <w:r>
-        <w:rPr>
-          <w:lang w:val="en-ID"/>
-        </w:rPr>
-        <w:t>ke</w:t>
-      </w:r>
-      <w:proofErr w:type="spellEnd"/>
-      <w:r>
-        <w:rPr>
-          <w:lang w:val="en-ID"/>
-        </w:rPr>
-        <w:t xml:space="preserve"> </w:t>
-      </w:r>
-      <w:proofErr w:type="spellStart"/>
-      <w:r>
-        <w:rPr>
-          <w:lang w:val="en-ID"/>
-        </w:rPr>
-        <w:t>jaringan</w:t>
-      </w:r>
-      <w:proofErr w:type="spellEnd"/>
-      <w:r>
-        <w:rPr>
-          <w:lang w:val="en-ID"/>
-        </w:rPr>
-        <w:t xml:space="preserve"> </w:t>
-      </w:r>
-      <w:proofErr w:type="spellStart"/>
-      <w:r>
-        <w:rPr>
-          <w:lang w:val="en-ID"/>
-        </w:rPr>
-        <w:t>sekaligus</w:t>
-      </w:r>
-      <w:proofErr w:type="spellEnd"/>
-      <w:r>
-        <w:rPr>
-          <w:lang w:val="en-ID"/>
-        </w:rPr>
-        <w:t xml:space="preserve"> </w:t>
-      </w:r>
-      <w:proofErr w:type="spellStart"/>
-      <w:r>
-        <w:rPr>
-          <w:lang w:val="en-ID"/>
-        </w:rPr>
-        <w:t>meningkatkan</w:t>
-      </w:r>
-      <w:proofErr w:type="spellEnd"/>
-      <w:r>
-        <w:rPr>
-          <w:lang w:val="en-ID"/>
-        </w:rPr>
-        <w:t xml:space="preserve"> </w:t>
-      </w:r>
-      <w:proofErr w:type="spellStart"/>
-      <w:r>
-        <w:rPr>
-          <w:lang w:val="en-ID"/>
-        </w:rPr>
-        <w:t>keamanan</w:t>
-      </w:r>
-      <w:proofErr w:type="spellEnd"/>
-      <w:r>
-        <w:rPr>
-          <w:lang w:val="en-ID"/>
-        </w:rPr>
-        <w:t xml:space="preserve"> data </w:t>
-      </w:r>
-      <w:proofErr w:type="spellStart"/>
-      <w:r>
-        <w:rPr>
-          <w:lang w:val="en-ID"/>
-        </w:rPr>
-        <w:t>menggunakan</w:t>
-      </w:r>
-      <w:proofErr w:type="spellEnd"/>
-      <w:r>
-        <w:rPr>
-          <w:lang w:val="en-ID"/>
-        </w:rPr>
-        <w:t xml:space="preserve"> </w:t>
-      </w:r>
-      <w:proofErr w:type="spellStart"/>
-      <w:r>
-        <w:rPr>
-          <w:lang w:val="en-ID"/>
-        </w:rPr>
-        <w:t>enkripsi</w:t>
-      </w:r>
-      <w:proofErr w:type="spellEnd"/>
-      <w:r>
-        <w:rPr>
-          <w:lang w:val="en-ID"/>
-        </w:rPr>
-        <w:t xml:space="preserve"> XXTEA. </w:t>
+          <w:lang w:val="sv-SE"/>
+        </w:rPr>
+        <w:t xml:space="preserve">” mengusulkan mekanisme autentikasi berbasis JWT pada protokol MQTT. Tujuannya adalah untuk mencegah akses ilegal ke jaringan sekaligus meningkatkan keamanan data menggunakan enkripsi XXTEA. </w:t>
       </w:r>
       <w:r>
         <w:rPr>
@@ -2833,15 +2530,121 @@
         </w:rPr>
         <w:t xml:space="preserve">. </w:t>
       </w:r>
-      <w:r>
-        <w:rPr>
-          <w:lang w:val="sv-SE"/>
-        </w:rPr>
-        <w:t xml:space="preserve">Meskipun bermanfaat, sistem ini memiliki keterbatasan jarak komunikasi </w:t>
-      </w:r>
-      <w:r>
-        <w:rPr>
-          <w:lang w:val="sv-SE"/>
+      <w:proofErr w:type="spellStart"/>
+      <w:r>
+        <w:rPr>
+          <w:lang w:val="en-ID"/>
+        </w:rPr>
+        <w:t>Meskipun</w:t>
+      </w:r>
+      <w:proofErr w:type="spellEnd"/>
+      <w:r>
+        <w:rPr>
+          <w:lang w:val="en-ID"/>
+        </w:rPr>
+        <w:t xml:space="preserve"> </w:t>
+      </w:r>
+      <w:proofErr w:type="spellStart"/>
+      <w:r>
+        <w:rPr>
+          <w:lang w:val="en-ID"/>
+        </w:rPr>
+        <w:t>bermanfaat</w:t>
+      </w:r>
+      <w:proofErr w:type="spellEnd"/>
+      <w:r>
+        <w:rPr>
+          <w:lang w:val="en-ID"/>
+        </w:rPr>
+        <w:t xml:space="preserve">, </w:t>
+      </w:r>
+      <w:proofErr w:type="spellStart"/>
+      <w:r>
+        <w:rPr>
+          <w:lang w:val="en-ID"/>
+        </w:rPr>
+        <w:t>sistem</w:t>
+      </w:r>
+      <w:proofErr w:type="spellEnd"/>
+      <w:r>
+        <w:rPr>
+          <w:lang w:val="en-ID"/>
+        </w:rPr>
+        <w:t xml:space="preserve"> </w:t>
+      </w:r>
+      <w:proofErr w:type="spellStart"/>
+      <w:r>
+        <w:rPr>
+          <w:lang w:val="en-ID"/>
+        </w:rPr>
+        <w:t>ini</w:t>
+      </w:r>
+      <w:proofErr w:type="spellEnd"/>
+      <w:r>
+        <w:rPr>
+          <w:lang w:val="en-ID"/>
+        </w:rPr>
+        <w:t xml:space="preserve"> </w:t>
+      </w:r>
+      <w:proofErr w:type="spellStart"/>
+      <w:r>
+        <w:rPr>
+          <w:lang w:val="en-ID"/>
+        </w:rPr>
+        <w:t>memiliki</w:t>
+      </w:r>
+      <w:proofErr w:type="spellEnd"/>
+      <w:r>
+        <w:rPr>
+          <w:lang w:val="en-ID"/>
+        </w:rPr>
+        <w:t xml:space="preserve"> </w:t>
+      </w:r>
+      <w:proofErr w:type="spellStart"/>
+      <w:r>
+        <w:rPr>
+          <w:lang w:val="en-ID"/>
+        </w:rPr>
+        <w:t>keterbatasan</w:t>
+      </w:r>
+      <w:proofErr w:type="spellEnd"/>
+      <w:r>
+        <w:rPr>
+          <w:lang w:val="en-ID"/>
+        </w:rPr>
+        <w:t xml:space="preserve"> </w:t>
+      </w:r>
+      <w:proofErr w:type="spellStart"/>
+      <w:r>
+        <w:rPr>
+          <w:lang w:val="en-ID"/>
+        </w:rPr>
+        <w:t>jarak</w:t>
+      </w:r>
+      <w:proofErr w:type="spellEnd"/>
+      <w:r>
+        <w:rPr>
+          <w:lang w:val="en-ID"/>
+        </w:rPr>
+        <w:t xml:space="preserve"> </w:t>
+      </w:r>
+      <w:proofErr w:type="spellStart"/>
+      <w:r>
+        <w:rPr>
+          <w:lang w:val="en-ID"/>
+        </w:rPr>
+        <w:t>komunikasi</w:t>
+      </w:r>
+      <w:proofErr w:type="spellEnd"/>
+      <w:r>
+        <w:rPr>
+          <w:lang w:val="en-ID"/>
+        </w:rPr>
+        <w:t xml:space="preserve"> </w:t>
+      </w:r>
+      <w:r>
+        <w:rPr>
+          <w:lang w:val="en-ID"/>
         </w:rPr>
         <w:t xml:space="preserve">[12]. </w:t>
       </w:r>
@@ -3071,32 +2874,146 @@
         </w:rPr>
         <w:t xml:space="preserve">Di sisi lain, penelitian terkait pemantauan limbah cair juga berkembang pesat. </w:t>
       </w:r>
-      <w:proofErr w:type="spellStart"/>
+      <w:r>
+        <w:rPr>
+          <w:lang w:val="sv-SE"/>
+        </w:rPr>
+        <w:t xml:space="preserve">Febriana &amp; Farros dalam penelitiannya yang berjudul “Rancang Bangun </w:t>
+      </w:r>
+      <w:r>
+        <w:rPr>
+          <w:i/>
+          <w:iCs/>
+          <w:lang w:val="sv-SE"/>
+        </w:rPr>
+        <w:t>Industrial Internet of Things</w:t>
+      </w:r>
+      <w:r>
+        <w:rPr>
+          <w:lang w:val="sv-SE"/>
+        </w:rPr>
+        <w:t xml:space="preserve"> </w:t>
+      </w:r>
+      <w:r>
+        <w:rPr>
+          <w:i/>
+          <w:iCs/>
+          <w:lang w:val="sv-SE"/>
+        </w:rPr>
+        <w:t>Board</w:t>
+      </w:r>
+      <w:r>
+        <w:rPr>
+          <w:lang w:val="sv-SE"/>
+        </w:rPr>
+        <w:t xml:space="preserve"> Multiguna untuk </w:t>
+      </w:r>
+      <w:r>
+        <w:rPr>
+          <w:i/>
+          <w:iCs/>
+          <w:lang w:val="sv-SE"/>
+        </w:rPr>
+        <w:t>Monitoring</w:t>
+      </w:r>
+      <w:r>
+        <w:rPr>
+          <w:lang w:val="sv-SE"/>
+        </w:rPr>
+        <w:t xml:space="preserve"> Limbah Cair” merancang board IoT multiguna dengan konektivitas LoRa untuk memantau pH, COD, TSS, NH3-N, dan debit air. Data disimpan pada kartu SD dan ditampilkan di </w:t>
+      </w:r>
+      <w:r>
+        <w:rPr>
+          <w:i/>
+          <w:iCs/>
+          <w:lang w:val="sv-SE"/>
+        </w:rPr>
+        <w:t>Nextion Display</w:t>
+      </w:r>
+      <w:r>
+        <w:rPr>
+          <w:lang w:val="sv-SE"/>
+        </w:rPr>
+        <w:t xml:space="preserve">, serta dapat dipantau melalui ThingSpeak. </w:t>
+      </w:r>
+      <w:r>
+        <w:rPr>
+          <w:lang w:val="sv-SE"/>
+        </w:rPr>
+        <w:t xml:space="preserve">Meski demikian, sistem ini belum memiliki </w:t>
+      </w:r>
+      <w:r>
+        <w:rPr>
+          <w:i/>
+          <w:iCs/>
+          <w:lang w:val="sv-SE"/>
+        </w:rPr>
+        <w:t>platform</w:t>
+      </w:r>
+      <w:r>
+        <w:rPr>
+          <w:lang w:val="sv-SE"/>
+        </w:rPr>
+        <w:t xml:space="preserve"> pemantauan berbasis </w:t>
+      </w:r>
+      <w:r>
+        <w:rPr>
+          <w:i/>
+          <w:iCs/>
+          <w:lang w:val="sv-SE"/>
+        </w:rPr>
+        <w:t>mobile</w:t>
+      </w:r>
+      <w:r>
+        <w:rPr>
+          <w:lang w:val="sv-SE"/>
+        </w:rPr>
+        <w:t xml:space="preserve"> dan layanan notifikasi untuk memberi tahu perubahan signifikan pada nilai sensor</w:t>
+      </w:r>
+      <w:r>
+        <w:rPr>
+          <w:lang w:val="sv-SE"/>
+        </w:rPr>
+        <w:t xml:space="preserve"> [7]</w:t>
+      </w:r>
+      <w:r>
+        <w:rPr>
+          <w:lang w:val="sv-SE"/>
+        </w:rPr>
+        <w:t>.</w:t>
+      </w:r>
+      <w:r>
+        <w:rPr>
+          <w:lang w:val="sv-SE"/>
+        </w:rPr>
+        <w:t xml:space="preserve"> </w:t>
+      </w:r>
       <w:r>
         <w:rPr>
           <w:lang w:val="en-ID"/>
         </w:rPr>
-        <w:t>Febriana</w:t>
-      </w:r>
-      <w:proofErr w:type="spellEnd"/>
+        <w:t xml:space="preserve">Salem </w:t>
+      </w:r>
+      <w:proofErr w:type="spellStart"/>
       <w:r>
         <w:rPr>
           <w:lang w:val="en-ID"/>
         </w:rPr>
-        <w:t xml:space="preserve"> &amp; </w:t>
-      </w:r>
-      <w:proofErr w:type="spellStart"/>
+        <w:t>dkk</w:t>
+      </w:r>
+      <w:proofErr w:type="spellEnd"/>
       <w:r>
         <w:rPr>
           <w:lang w:val="en-ID"/>
         </w:rPr>
-        <w:t>Farro</w:t>
-      </w:r>
+        <w:t xml:space="preserve">. </w:t>
+      </w:r>
+      <w:proofErr w:type="spellStart"/>
       <w:r>
         <w:rPr>
           <w:lang w:val="en-ID"/>
         </w:rPr>
-        <w:t>s</w:t>
+        <w:t>dalam</w:t>
       </w:r>
       <w:proofErr w:type="spellEnd"/>
       <w:r>
@@ -3110,76 +3027,14 @@
         <w:rPr>
           <w:lang w:val="en-ID"/>
         </w:rPr>
-        <w:t>dalam</w:t>
+        <w:t>penelitiannya</w:t>
       </w:r>
       <w:proofErr w:type="spellEnd"/>
       <w:r>
         <w:rPr>
           <w:lang w:val="en-ID"/>
         </w:rPr>
-        <w:t xml:space="preserve"> </w:t>
-      </w:r>
-      <w:proofErr w:type="spellStart"/>
-      <w:r>
-        <w:rPr>
-          <w:lang w:val="en-ID"/>
-        </w:rPr>
-        <w:t>penelitian</w:t>
-      </w:r>
-      <w:r>
-        <w:rPr>
-          <w:lang w:val="en-ID"/>
-        </w:rPr>
-        <w:t>nya</w:t>
-      </w:r>
-      <w:proofErr w:type="spellEnd"/>
-      <w:r>
-        <w:rPr>
-          <w:lang w:val="en-ID"/>
-        </w:rPr>
-        <w:t xml:space="preserve"> yang </w:t>
-      </w:r>
-      <w:proofErr w:type="spellStart"/>
-      <w:r>
-        <w:rPr>
-          <w:lang w:val="en-ID"/>
-        </w:rPr>
-        <w:t>berjudul</w:t>
-      </w:r>
-      <w:proofErr w:type="spellEnd"/>
-      <w:r>
-        <w:rPr>
-          <w:lang w:val="en-ID"/>
-        </w:rPr>
         <w:t xml:space="preserve"> “</w:t>
-      </w:r>
-      <w:proofErr w:type="spellStart"/>
-      <w:r>
-        <w:rPr>
-          <w:lang w:val="en-ID"/>
-        </w:rPr>
-        <w:t>Rancang</w:t>
-      </w:r>
-      <w:proofErr w:type="spellEnd"/>
-      <w:r>
-        <w:rPr>
-          <w:lang w:val="en-ID"/>
-        </w:rPr>
-        <w:t xml:space="preserve"> </w:t>
-      </w:r>
-      <w:proofErr w:type="spellStart"/>
-      <w:r>
-        <w:rPr>
-          <w:lang w:val="en-ID"/>
-        </w:rPr>
-        <w:t>Bangun</w:t>
-      </w:r>
-      <w:proofErr w:type="spellEnd"/>
-      <w:r>
-        <w:rPr>
-          <w:lang w:val="en-ID"/>
-        </w:rPr>
-        <w:t xml:space="preserve"> </w:t>
       </w:r>
       <w:r>
         <w:rPr>
@@ -3187,357 +3042,213 @@
           <w:iCs/>
           <w:lang w:val="en-ID"/>
         </w:rPr>
-        <w:t>Industrial Internet of Things</w:t>
+        <w:t>An Industrial Cloud-Based IoT System for Real-Time Monitoring and Controlling of Wastewater</w:t>
       </w:r>
       <w:r>
         <w:rPr>
           <w:lang w:val="en-ID"/>
         </w:rPr>
-        <w:t xml:space="preserve"> </w:t>
+        <w:t xml:space="preserve">” </w:t>
+      </w:r>
+      <w:r>
+        <w:rPr>
+          <w:lang w:val="en-ID"/>
+        </w:rPr>
+        <w:t xml:space="preserve">juga </w:t>
+      </w:r>
+      <w:proofErr w:type="spellStart"/>
+      <w:r>
+        <w:rPr>
+          <w:lang w:val="en-ID"/>
+        </w:rPr>
+        <w:t>menggunakan</w:t>
+      </w:r>
+      <w:proofErr w:type="spellEnd"/>
+      <w:r>
+        <w:rPr>
+          <w:lang w:val="en-ID"/>
+        </w:rPr>
+        <w:t xml:space="preserve"> ESP8266 </w:t>
+      </w:r>
+      <w:proofErr w:type="spellStart"/>
+      <w:r>
+        <w:rPr>
+          <w:lang w:val="en-ID"/>
+        </w:rPr>
+        <w:t>untuk</w:t>
+      </w:r>
+      <w:proofErr w:type="spellEnd"/>
+      <w:r>
+        <w:rPr>
+          <w:lang w:val="en-ID"/>
+        </w:rPr>
+        <w:t xml:space="preserve"> </w:t>
+      </w:r>
+      <w:proofErr w:type="spellStart"/>
+      <w:r>
+        <w:rPr>
+          <w:lang w:val="en-ID"/>
+        </w:rPr>
+        <w:t>memantau</w:t>
+      </w:r>
+      <w:proofErr w:type="spellEnd"/>
+      <w:r>
+        <w:rPr>
+          <w:lang w:val="en-ID"/>
+        </w:rPr>
+        <w:t xml:space="preserve"> pH dan </w:t>
+      </w:r>
+      <w:proofErr w:type="spellStart"/>
+      <w:r>
+        <w:rPr>
+          <w:lang w:val="en-ID"/>
+        </w:rPr>
+        <w:t>suhu</w:t>
+      </w:r>
+      <w:proofErr w:type="spellEnd"/>
+      <w:r>
+        <w:rPr>
+          <w:lang w:val="en-ID"/>
+        </w:rPr>
+        <w:t xml:space="preserve"> </w:t>
+      </w:r>
+      <w:proofErr w:type="spellStart"/>
+      <w:r>
+        <w:rPr>
+          <w:lang w:val="en-ID"/>
+        </w:rPr>
+        <w:t>limbah</w:t>
+      </w:r>
+      <w:proofErr w:type="spellEnd"/>
+      <w:r>
+        <w:rPr>
+          <w:lang w:val="en-ID"/>
+        </w:rPr>
+        <w:t xml:space="preserve"> </w:t>
+      </w:r>
+      <w:proofErr w:type="spellStart"/>
+      <w:r>
+        <w:rPr>
+          <w:lang w:val="en-ID"/>
+        </w:rPr>
+        <w:t>cair</w:t>
+      </w:r>
+      <w:proofErr w:type="spellEnd"/>
+      <w:r>
+        <w:rPr>
+          <w:lang w:val="en-ID"/>
+        </w:rPr>
+        <w:t xml:space="preserve">, </w:t>
+      </w:r>
+      <w:proofErr w:type="spellStart"/>
+      <w:r>
+        <w:rPr>
+          <w:lang w:val="en-ID"/>
+        </w:rPr>
+        <w:t>dengan</w:t>
+      </w:r>
+      <w:proofErr w:type="spellEnd"/>
+      <w:r>
+        <w:rPr>
+          <w:lang w:val="en-ID"/>
+        </w:rPr>
+        <w:t xml:space="preserve"> data </w:t>
+      </w:r>
+      <w:proofErr w:type="spellStart"/>
+      <w:r>
+        <w:rPr>
+          <w:lang w:val="en-ID"/>
+        </w:rPr>
+        <w:t>dikirimkan</w:t>
+      </w:r>
+      <w:proofErr w:type="spellEnd"/>
+      <w:r>
+        <w:rPr>
+          <w:lang w:val="en-ID"/>
+        </w:rPr>
+        <w:t xml:space="preserve"> </w:t>
+      </w:r>
+      <w:proofErr w:type="spellStart"/>
+      <w:r>
+        <w:rPr>
+          <w:lang w:val="en-ID"/>
+        </w:rPr>
+        <w:t>ke</w:t>
+      </w:r>
+      <w:proofErr w:type="spellEnd"/>
+      <w:r>
+        <w:rPr>
+          <w:lang w:val="en-ID"/>
+        </w:rPr>
+        <w:t xml:space="preserve"> platform </w:t>
+      </w:r>
+      <w:proofErr w:type="spellStart"/>
+      <w:r>
+        <w:rPr>
+          <w:lang w:val="en-ID"/>
+        </w:rPr>
+        <w:t>ThingSpeak</w:t>
+      </w:r>
+      <w:proofErr w:type="spellEnd"/>
+      <w:r>
+        <w:rPr>
+          <w:lang w:val="en-ID"/>
+        </w:rPr>
+        <w:t xml:space="preserve"> dan </w:t>
+      </w:r>
+      <w:proofErr w:type="spellStart"/>
+      <w:r>
+        <w:rPr>
+          <w:lang w:val="en-ID"/>
+        </w:rPr>
+        <w:t>dilengkapi</w:t>
+      </w:r>
+      <w:proofErr w:type="spellEnd"/>
+      <w:r>
+        <w:rPr>
+          <w:lang w:val="en-ID"/>
+        </w:rPr>
+        <w:t xml:space="preserve"> </w:t>
+      </w:r>
+      <w:proofErr w:type="spellStart"/>
+      <w:r>
+        <w:rPr>
+          <w:lang w:val="en-ID"/>
+        </w:rPr>
+        <w:t>notifikasi</w:t>
+      </w:r>
+      <w:proofErr w:type="spellEnd"/>
+      <w:r>
+        <w:rPr>
+          <w:lang w:val="en-ID"/>
+        </w:rPr>
+        <w:t xml:space="preserve"> SMS. </w:t>
+      </w:r>
+      <w:r>
+        <w:rPr>
+          <w:lang w:val="sv-SE"/>
+        </w:rPr>
+        <w:t xml:space="preserve">Namun, metode ini belum menerapkan keamanan data berbasis </w:t>
       </w:r>
       <w:r>
         <w:rPr>
           <w:i/>
           <w:iCs/>
-          <w:lang w:val="en-ID"/>
-        </w:rPr>
-        <w:t>Board</w:t>
-      </w:r>
-      <w:r>
-        <w:rPr>
-          <w:lang w:val="en-ID"/>
-        </w:rPr>
-        <w:t xml:space="preserve"> </w:t>
-      </w:r>
-      <w:proofErr w:type="spellStart"/>
-      <w:r>
-        <w:rPr>
-          <w:lang w:val="en-ID"/>
-        </w:rPr>
-        <w:t>Multiguna</w:t>
-      </w:r>
-      <w:proofErr w:type="spellEnd"/>
-      <w:r>
-        <w:rPr>
-          <w:lang w:val="en-ID"/>
-        </w:rPr>
-        <w:t xml:space="preserve"> </w:t>
-      </w:r>
-      <w:proofErr w:type="spellStart"/>
-      <w:r>
-        <w:rPr>
-          <w:lang w:val="en-ID"/>
-        </w:rPr>
-        <w:t>untuk</w:t>
-      </w:r>
-      <w:proofErr w:type="spellEnd"/>
-      <w:r>
-        <w:rPr>
-          <w:lang w:val="en-ID"/>
-        </w:rPr>
-        <w:t xml:space="preserve"> </w:t>
-      </w:r>
-      <w:r>
-        <w:rPr>
-          <w:i/>
-          <w:iCs/>
-          <w:lang w:val="en-ID"/>
-        </w:rPr>
-        <w:t>Monitoring</w:t>
-      </w:r>
-      <w:r>
-        <w:rPr>
-          <w:lang w:val="en-ID"/>
-        </w:rPr>
-        <w:t xml:space="preserve"> </w:t>
-      </w:r>
-      <w:proofErr w:type="spellStart"/>
-      <w:r>
-        <w:rPr>
-          <w:lang w:val="en-ID"/>
-        </w:rPr>
-        <w:t>Limbah</w:t>
-      </w:r>
-      <w:proofErr w:type="spellEnd"/>
-      <w:r>
-        <w:rPr>
-          <w:lang w:val="en-ID"/>
-        </w:rPr>
-        <w:t xml:space="preserve"> </w:t>
-      </w:r>
-      <w:proofErr w:type="spellStart"/>
-      <w:r>
-        <w:rPr>
-          <w:lang w:val="en-ID"/>
-        </w:rPr>
-        <w:t>Cair</w:t>
-      </w:r>
-      <w:proofErr w:type="spellEnd"/>
-      <w:r>
-        <w:rPr>
-          <w:lang w:val="en-ID"/>
-        </w:rPr>
-        <w:t xml:space="preserve">” </w:t>
-      </w:r>
-      <w:proofErr w:type="spellStart"/>
-      <w:r>
-        <w:rPr>
-          <w:lang w:val="en-ID"/>
-        </w:rPr>
-        <w:t>merancang</w:t>
-      </w:r>
-      <w:proofErr w:type="spellEnd"/>
-      <w:r>
-        <w:rPr>
-          <w:lang w:val="en-ID"/>
-        </w:rPr>
-        <w:t xml:space="preserve"> board IoT </w:t>
-      </w:r>
-      <w:proofErr w:type="spellStart"/>
-      <w:r>
-        <w:rPr>
-          <w:lang w:val="en-ID"/>
-        </w:rPr>
-        <w:t>multiguna</w:t>
-      </w:r>
-      <w:proofErr w:type="spellEnd"/>
-      <w:r>
-        <w:rPr>
-          <w:lang w:val="en-ID"/>
-        </w:rPr>
-        <w:t xml:space="preserve"> </w:t>
-      </w:r>
-      <w:proofErr w:type="spellStart"/>
-      <w:r>
-        <w:rPr>
-          <w:lang w:val="en-ID"/>
-        </w:rPr>
-        <w:t>dengan</w:t>
-      </w:r>
-      <w:proofErr w:type="spellEnd"/>
-      <w:r>
-        <w:rPr>
-          <w:lang w:val="en-ID"/>
-        </w:rPr>
-        <w:t xml:space="preserve"> </w:t>
-      </w:r>
-      <w:proofErr w:type="spellStart"/>
-      <w:r>
-        <w:rPr>
-          <w:lang w:val="en-ID"/>
-        </w:rPr>
-        <w:t>konektivitas</w:t>
-      </w:r>
-      <w:proofErr w:type="spellEnd"/>
-      <w:r>
-        <w:rPr>
-          <w:lang w:val="en-ID"/>
-        </w:rPr>
-        <w:t xml:space="preserve"> LoRa </w:t>
-      </w:r>
-      <w:proofErr w:type="spellStart"/>
-      <w:r>
-        <w:rPr>
-          <w:lang w:val="en-ID"/>
-        </w:rPr>
-        <w:t>untuk</w:t>
-      </w:r>
-      <w:proofErr w:type="spellEnd"/>
-      <w:r>
-        <w:rPr>
-          <w:lang w:val="en-ID"/>
-        </w:rPr>
-        <w:t xml:space="preserve"> </w:t>
-      </w:r>
-      <w:proofErr w:type="spellStart"/>
-      <w:r>
-        <w:rPr>
-          <w:lang w:val="en-ID"/>
-        </w:rPr>
-        <w:t>memantau</w:t>
-      </w:r>
-      <w:proofErr w:type="spellEnd"/>
-      <w:r>
-        <w:rPr>
-          <w:lang w:val="en-ID"/>
-        </w:rPr>
-        <w:t xml:space="preserve"> pH, COD, TSS, NH3-N, dan debit air. Data </w:t>
-      </w:r>
-      <w:proofErr w:type="spellStart"/>
-      <w:r>
-        <w:rPr>
-          <w:lang w:val="en-ID"/>
-        </w:rPr>
-        <w:t>disimpan</w:t>
-      </w:r>
-      <w:proofErr w:type="spellEnd"/>
-      <w:r>
-        <w:rPr>
-          <w:lang w:val="en-ID"/>
-        </w:rPr>
-        <w:t xml:space="preserve"> pada </w:t>
-      </w:r>
-      <w:proofErr w:type="spellStart"/>
-      <w:r>
-        <w:rPr>
-          <w:lang w:val="en-ID"/>
-        </w:rPr>
-        <w:t>kartu</w:t>
-      </w:r>
-      <w:proofErr w:type="spellEnd"/>
-      <w:r>
-        <w:rPr>
-          <w:lang w:val="en-ID"/>
-        </w:rPr>
-        <w:t xml:space="preserve"> SD dan </w:t>
-      </w:r>
-      <w:proofErr w:type="spellStart"/>
-      <w:r>
-        <w:rPr>
-          <w:lang w:val="en-ID"/>
-        </w:rPr>
-        <w:t>ditampilkan</w:t>
-      </w:r>
-      <w:proofErr w:type="spellEnd"/>
-      <w:r>
-        <w:rPr>
-          <w:lang w:val="en-ID"/>
-        </w:rPr>
-        <w:t xml:space="preserve"> di </w:t>
-      </w:r>
-      <w:proofErr w:type="spellStart"/>
-      <w:r>
-        <w:rPr>
-          <w:i/>
-          <w:iCs/>
-          <w:lang w:val="en-ID"/>
-        </w:rPr>
-        <w:t>Nextion</w:t>
-      </w:r>
-      <w:proofErr w:type="spellEnd"/>
-      <w:r>
-        <w:rPr>
-          <w:i/>
-          <w:iCs/>
-          <w:lang w:val="en-ID"/>
-        </w:rPr>
-        <w:t xml:space="preserve"> Display</w:t>
-      </w:r>
-      <w:r>
-        <w:rPr>
-          <w:lang w:val="en-ID"/>
-        </w:rPr>
-        <w:t xml:space="preserve">, </w:t>
-      </w:r>
-      <w:proofErr w:type="spellStart"/>
-      <w:r>
-        <w:rPr>
-          <w:lang w:val="en-ID"/>
-        </w:rPr>
-        <w:t>serta</w:t>
-      </w:r>
-      <w:proofErr w:type="spellEnd"/>
-      <w:r>
-        <w:rPr>
-          <w:lang w:val="en-ID"/>
-        </w:rPr>
-        <w:t xml:space="preserve"> </w:t>
-      </w:r>
-      <w:proofErr w:type="spellStart"/>
-      <w:r>
-        <w:rPr>
-          <w:lang w:val="en-ID"/>
-        </w:rPr>
-        <w:t>dapat</w:t>
-      </w:r>
-      <w:proofErr w:type="spellEnd"/>
-      <w:r>
-        <w:rPr>
-          <w:lang w:val="en-ID"/>
-        </w:rPr>
-        <w:t xml:space="preserve"> </w:t>
-      </w:r>
-      <w:proofErr w:type="spellStart"/>
-      <w:r>
-        <w:rPr>
-          <w:lang w:val="en-ID"/>
-        </w:rPr>
-        <w:t>dipantau</w:t>
-      </w:r>
-      <w:proofErr w:type="spellEnd"/>
-      <w:r>
-        <w:rPr>
-          <w:lang w:val="en-ID"/>
-        </w:rPr>
-        <w:t xml:space="preserve"> </w:t>
-      </w:r>
-      <w:proofErr w:type="spellStart"/>
-      <w:r>
-        <w:rPr>
-          <w:lang w:val="en-ID"/>
-        </w:rPr>
-        <w:t>melalui</w:t>
-      </w:r>
-      <w:proofErr w:type="spellEnd"/>
-      <w:r>
-        <w:rPr>
-          <w:lang w:val="en-ID"/>
-        </w:rPr>
-        <w:t xml:space="preserve"> </w:t>
-      </w:r>
-      <w:proofErr w:type="spellStart"/>
-      <w:r>
-        <w:rPr>
-          <w:lang w:val="en-ID"/>
-        </w:rPr>
-        <w:t>ThingSpeak</w:t>
-      </w:r>
-      <w:proofErr w:type="spellEnd"/>
-      <w:r>
-        <w:rPr>
-          <w:lang w:val="en-ID"/>
-        </w:rPr>
-        <w:t xml:space="preserve">. </w:t>
-      </w:r>
-      <w:r>
-        <w:rPr>
-          <w:lang w:val="sv-SE"/>
-        </w:rPr>
-        <w:t xml:space="preserve">Meski demikian, sistem ini belum memiliki </w:t>
-      </w:r>
-      <w:r>
-        <w:rPr>
-          <w:i/>
-          <w:iCs/>
-          <w:lang w:val="sv-SE"/>
-        </w:rPr>
-        <w:t>platform</w:t>
-      </w:r>
-      <w:r>
-        <w:rPr>
-          <w:lang w:val="sv-SE"/>
-        </w:rPr>
-        <w:t xml:space="preserve"> pemantauan berbasis </w:t>
-      </w:r>
-      <w:r>
-        <w:rPr>
-          <w:i/>
-          <w:iCs/>
-          <w:lang w:val="sv-SE"/>
-        </w:rPr>
-        <w:t>mobile</w:t>
-      </w:r>
-      <w:r>
-        <w:rPr>
-          <w:lang w:val="sv-SE"/>
-        </w:rPr>
-        <w:t xml:space="preserve"> dan layanan notifikasi untuk memberi tahu perubahan signifikan pada nilai sensor</w:t>
-      </w:r>
-      <w:r>
-        <w:rPr>
-          <w:lang w:val="sv-SE"/>
-        </w:rPr>
-        <w:t xml:space="preserve"> [7]</w:t>
+          <w:lang w:val="sv-SE"/>
+        </w:rPr>
+        <w:t>hashing</w:t>
+      </w:r>
+      <w:r>
+        <w:rPr>
+          <w:lang w:val="sv-SE"/>
+        </w:rPr>
+        <w:t xml:space="preserve"> </w:t>
+      </w:r>
+      <w:r>
+        <w:rPr>
+          <w:lang w:val="sv-SE"/>
+        </w:rPr>
+        <w:t>[14]</w:t>
       </w:r>
       <w:r>
         <w:rPr>
@@ -3548,1113 +3259,6 @@
       <w:r>
         <w:rPr>
           <w:lang w:val="sv-SE"/>
-        </w:rPr>
-        <w:t xml:space="preserve"> </w:t>
-      </w:r>
-      <w:r>
-        <w:rPr>
-          <w:lang w:val="en-ID"/>
-        </w:rPr>
-        <w:t xml:space="preserve">Salem </w:t>
-      </w:r>
-      <w:proofErr w:type="spellStart"/>
-      <w:r>
-        <w:rPr>
-          <w:lang w:val="en-ID"/>
-        </w:rPr>
-        <w:t>dkk</w:t>
-      </w:r>
-      <w:proofErr w:type="spellEnd"/>
-      <w:r>
-        <w:rPr>
-          <w:lang w:val="en-ID"/>
-        </w:rPr>
-        <w:t xml:space="preserve">. </w:t>
-      </w:r>
-      <w:proofErr w:type="spellStart"/>
-      <w:r>
-        <w:rPr>
-          <w:lang w:val="en-ID"/>
-        </w:rPr>
-        <w:t>dalam</w:t>
-      </w:r>
-      <w:proofErr w:type="spellEnd"/>
-      <w:r>
-        <w:rPr>
-          <w:lang w:val="en-ID"/>
-        </w:rPr>
-        <w:t xml:space="preserve"> </w:t>
-      </w:r>
-      <w:proofErr w:type="spellStart"/>
-      <w:r>
-        <w:rPr>
-          <w:lang w:val="en-ID"/>
-        </w:rPr>
-        <w:t>penelitiannya</w:t>
-      </w:r>
-      <w:proofErr w:type="spellEnd"/>
-      <w:r>
-        <w:rPr>
-          <w:lang w:val="en-ID"/>
-        </w:rPr>
-        <w:t xml:space="preserve"> “</w:t>
-      </w:r>
-      <w:r>
-        <w:rPr>
-          <w:i/>
-          <w:iCs/>
-          <w:lang w:val="en-ID"/>
-        </w:rPr>
-        <w:t>An Industrial Cloud-Based IoT System for Real-Time Monitoring and Controlling of Wastewater</w:t>
-      </w:r>
-      <w:r>
-        <w:rPr>
-          <w:lang w:val="en-ID"/>
-        </w:rPr>
-        <w:t xml:space="preserve">” </w:t>
-      </w:r>
-      <w:r>
-        <w:rPr>
-          <w:lang w:val="en-ID"/>
-        </w:rPr>
-        <w:t xml:space="preserve">juga </w:t>
-      </w:r>
-      <w:proofErr w:type="spellStart"/>
-      <w:r>
-        <w:rPr>
-          <w:lang w:val="en-ID"/>
-        </w:rPr>
-        <w:t>menggunakan</w:t>
-      </w:r>
-      <w:proofErr w:type="spellEnd"/>
-      <w:r>
-        <w:rPr>
-          <w:lang w:val="en-ID"/>
-        </w:rPr>
-        <w:t xml:space="preserve"> ESP8266 </w:t>
-      </w:r>
-      <w:proofErr w:type="spellStart"/>
-      <w:r>
-        <w:rPr>
-          <w:lang w:val="en-ID"/>
-        </w:rPr>
-        <w:t>untuk</w:t>
-      </w:r>
-      <w:proofErr w:type="spellEnd"/>
-      <w:r>
-        <w:rPr>
-          <w:lang w:val="en-ID"/>
-        </w:rPr>
-        <w:t xml:space="preserve"> </w:t>
-      </w:r>
-      <w:proofErr w:type="spellStart"/>
-      <w:r>
-        <w:rPr>
-          <w:lang w:val="en-ID"/>
-        </w:rPr>
-        <w:t>memantau</w:t>
-      </w:r>
-      <w:proofErr w:type="spellEnd"/>
-      <w:r>
-        <w:rPr>
-          <w:lang w:val="en-ID"/>
-        </w:rPr>
-        <w:t xml:space="preserve"> pH dan </w:t>
-      </w:r>
-      <w:proofErr w:type="spellStart"/>
-      <w:r>
-        <w:rPr>
-          <w:lang w:val="en-ID"/>
-        </w:rPr>
-        <w:t>suhu</w:t>
-      </w:r>
-      <w:proofErr w:type="spellEnd"/>
-      <w:r>
-        <w:rPr>
-          <w:lang w:val="en-ID"/>
-        </w:rPr>
-        <w:t xml:space="preserve"> </w:t>
-      </w:r>
-      <w:proofErr w:type="spellStart"/>
-      <w:r>
-        <w:rPr>
-          <w:lang w:val="en-ID"/>
-        </w:rPr>
-        <w:t>limbah</w:t>
-      </w:r>
-      <w:proofErr w:type="spellEnd"/>
-      <w:r>
-        <w:rPr>
-          <w:lang w:val="en-ID"/>
-        </w:rPr>
-        <w:t xml:space="preserve"> </w:t>
-      </w:r>
-      <w:proofErr w:type="spellStart"/>
-      <w:r>
-        <w:rPr>
-          <w:lang w:val="en-ID"/>
-        </w:rPr>
-        <w:t>cair</w:t>
-      </w:r>
-      <w:proofErr w:type="spellEnd"/>
-      <w:r>
-        <w:rPr>
-          <w:lang w:val="en-ID"/>
-        </w:rPr>
-        <w:t xml:space="preserve">, </w:t>
-      </w:r>
-      <w:proofErr w:type="spellStart"/>
-      <w:r>
-        <w:rPr>
-          <w:lang w:val="en-ID"/>
-        </w:rPr>
-        <w:t>dengan</w:t>
-      </w:r>
-      <w:proofErr w:type="spellEnd"/>
-      <w:r>
-        <w:rPr>
-          <w:lang w:val="en-ID"/>
-        </w:rPr>
-        <w:t xml:space="preserve"> data </w:t>
-      </w:r>
-      <w:proofErr w:type="spellStart"/>
-      <w:r>
-        <w:rPr>
-          <w:lang w:val="en-ID"/>
-        </w:rPr>
-        <w:t>dikirimkan</w:t>
-      </w:r>
-      <w:proofErr w:type="spellEnd"/>
-      <w:r>
-        <w:rPr>
-          <w:lang w:val="en-ID"/>
-        </w:rPr>
-        <w:t xml:space="preserve"> </w:t>
-      </w:r>
-      <w:proofErr w:type="spellStart"/>
-      <w:r>
-        <w:rPr>
-          <w:lang w:val="en-ID"/>
-        </w:rPr>
-        <w:t>ke</w:t>
-      </w:r>
-      <w:proofErr w:type="spellEnd"/>
-      <w:r>
-        <w:rPr>
-          <w:lang w:val="en-ID"/>
-        </w:rPr>
-        <w:t xml:space="preserve"> platform </w:t>
-      </w:r>
-      <w:proofErr w:type="spellStart"/>
-      <w:r>
-        <w:rPr>
-          <w:lang w:val="en-ID"/>
-        </w:rPr>
-        <w:t>ThingSpeak</w:t>
-      </w:r>
-      <w:proofErr w:type="spellEnd"/>
-      <w:r>
-        <w:rPr>
-          <w:lang w:val="en-ID"/>
-        </w:rPr>
-        <w:t xml:space="preserve"> dan </w:t>
-      </w:r>
-      <w:proofErr w:type="spellStart"/>
-      <w:r>
-        <w:rPr>
-          <w:lang w:val="en-ID"/>
-        </w:rPr>
-        <w:t>dilengkapi</w:t>
-      </w:r>
-      <w:proofErr w:type="spellEnd"/>
-      <w:r>
-        <w:rPr>
-          <w:lang w:val="en-ID"/>
-        </w:rPr>
-        <w:t xml:space="preserve"> </w:t>
-      </w:r>
-      <w:proofErr w:type="spellStart"/>
-      <w:r>
-        <w:rPr>
-          <w:lang w:val="en-ID"/>
-        </w:rPr>
-        <w:t>notifikasi</w:t>
-      </w:r>
-      <w:proofErr w:type="spellEnd"/>
-      <w:r>
-        <w:rPr>
-          <w:lang w:val="en-ID"/>
-        </w:rPr>
-        <w:t xml:space="preserve"> SMS. </w:t>
-      </w:r>
-      <w:r>
-        <w:rPr>
-          <w:lang w:val="sv-SE"/>
-        </w:rPr>
-        <w:t xml:space="preserve">Namun, metode ini belum menerapkan keamanan data berbasis </w:t>
-      </w:r>
-      <w:r>
-        <w:rPr>
-          <w:i/>
-          <w:iCs/>
-          <w:lang w:val="sv-SE"/>
-        </w:rPr>
-        <w:t>hashing</w:t>
-      </w:r>
-      <w:r>
-        <w:rPr>
-          <w:lang w:val="sv-SE"/>
-        </w:rPr>
-        <w:t xml:space="preserve"> </w:t>
-      </w:r>
-      <w:r>
-        <w:rPr>
-          <w:lang w:val="sv-SE"/>
-        </w:rPr>
-        <w:t>[14]</w:t>
-      </w:r>
-      <w:r>
-        <w:rPr>
-          <w:lang w:val="sv-SE"/>
-        </w:rPr>
-        <w:t>.</w:t>
-      </w:r>
-    </w:p>
-    <w:p>
-      <w:pPr>
-        <w:ind w:firstLine="284"/>
-        <w:jc w:val="both"/>
-        <w:rPr>
-          <w:lang w:val="sv-SE"/>
-        </w:rPr>
-      </w:pPr>
-      <w:proofErr w:type="spellStart"/>
-      <w:r>
-        <w:rPr>
-          <w:lang w:val="en-ID"/>
-        </w:rPr>
-        <w:t>Berdasarkan</w:t>
-      </w:r>
-      <w:proofErr w:type="spellEnd"/>
-      <w:r>
-        <w:rPr>
-          <w:lang w:val="en-ID"/>
-        </w:rPr>
-        <w:t xml:space="preserve"> </w:t>
-      </w:r>
-      <w:proofErr w:type="spellStart"/>
-      <w:r>
-        <w:rPr>
-          <w:lang w:val="en-ID"/>
-        </w:rPr>
-        <w:t>penelitian-penelitian</w:t>
-      </w:r>
-      <w:proofErr w:type="spellEnd"/>
-      <w:r>
-        <w:rPr>
-          <w:lang w:val="en-ID"/>
-        </w:rPr>
-        <w:t xml:space="preserve"> </w:t>
-      </w:r>
-      <w:proofErr w:type="spellStart"/>
-      <w:r>
-        <w:rPr>
-          <w:lang w:val="en-ID"/>
-        </w:rPr>
-        <w:t>tersebut</w:t>
-      </w:r>
-      <w:proofErr w:type="spellEnd"/>
-      <w:r>
-        <w:rPr>
-          <w:lang w:val="en-ID"/>
-        </w:rPr>
-        <w:t xml:space="preserve">, </w:t>
-      </w:r>
-      <w:proofErr w:type="spellStart"/>
-      <w:r>
-        <w:rPr>
-          <w:lang w:val="en-ID"/>
-        </w:rPr>
-        <w:t>terlihat</w:t>
-      </w:r>
-      <w:proofErr w:type="spellEnd"/>
-      <w:r>
-        <w:rPr>
-          <w:lang w:val="en-ID"/>
-        </w:rPr>
-        <w:t xml:space="preserve"> </w:t>
-      </w:r>
-      <w:proofErr w:type="spellStart"/>
-      <w:r>
-        <w:rPr>
-          <w:lang w:val="en-ID"/>
-        </w:rPr>
-        <w:t>bahwa</w:t>
-      </w:r>
-      <w:proofErr w:type="spellEnd"/>
-      <w:r>
-        <w:rPr>
-          <w:lang w:val="en-ID"/>
-        </w:rPr>
-        <w:t xml:space="preserve"> </w:t>
-      </w:r>
-      <w:proofErr w:type="spellStart"/>
-      <w:r>
-        <w:rPr>
-          <w:lang w:val="en-ID"/>
-        </w:rPr>
-        <w:t>sebagian</w:t>
-      </w:r>
-      <w:proofErr w:type="spellEnd"/>
-      <w:r>
-        <w:rPr>
-          <w:lang w:val="en-ID"/>
-        </w:rPr>
-        <w:t xml:space="preserve"> </w:t>
-      </w:r>
-      <w:proofErr w:type="spellStart"/>
-      <w:r>
-        <w:rPr>
-          <w:lang w:val="en-ID"/>
-        </w:rPr>
-        <w:t>besar</w:t>
-      </w:r>
-      <w:proofErr w:type="spellEnd"/>
-      <w:r>
-        <w:rPr>
-          <w:lang w:val="en-ID"/>
-        </w:rPr>
-        <w:t xml:space="preserve"> </w:t>
-      </w:r>
-      <w:proofErr w:type="spellStart"/>
-      <w:r>
-        <w:rPr>
-          <w:lang w:val="en-ID"/>
-        </w:rPr>
-        <w:t>sistem</w:t>
-      </w:r>
-      <w:proofErr w:type="spellEnd"/>
-      <w:r>
-        <w:rPr>
-          <w:lang w:val="en-ID"/>
-        </w:rPr>
-        <w:t xml:space="preserve"> yang </w:t>
-      </w:r>
-      <w:proofErr w:type="spellStart"/>
-      <w:r>
-        <w:rPr>
-          <w:lang w:val="en-ID"/>
-        </w:rPr>
-        <w:t>ada</w:t>
-      </w:r>
-      <w:proofErr w:type="spellEnd"/>
-      <w:r>
-        <w:rPr>
-          <w:lang w:val="en-ID"/>
-        </w:rPr>
-        <w:t xml:space="preserve"> </w:t>
-      </w:r>
-      <w:proofErr w:type="spellStart"/>
-      <w:r>
-        <w:rPr>
-          <w:lang w:val="en-ID"/>
-        </w:rPr>
-        <w:t>memiliki</w:t>
-      </w:r>
-      <w:proofErr w:type="spellEnd"/>
-      <w:r>
-        <w:rPr>
-          <w:lang w:val="en-ID"/>
-        </w:rPr>
-        <w:t xml:space="preserve"> </w:t>
-      </w:r>
-      <w:proofErr w:type="spellStart"/>
-      <w:r>
-        <w:rPr>
-          <w:lang w:val="en-ID"/>
-        </w:rPr>
-        <w:t>kemiripan</w:t>
-      </w:r>
-      <w:proofErr w:type="spellEnd"/>
-      <w:r>
-        <w:rPr>
-          <w:lang w:val="en-ID"/>
-        </w:rPr>
-        <w:t xml:space="preserve"> </w:t>
-      </w:r>
-      <w:proofErr w:type="spellStart"/>
-      <w:r>
-        <w:rPr>
-          <w:lang w:val="en-ID"/>
-        </w:rPr>
-        <w:t>dengan</w:t>
-      </w:r>
-      <w:proofErr w:type="spellEnd"/>
-      <w:r>
-        <w:rPr>
-          <w:lang w:val="en-ID"/>
-        </w:rPr>
-        <w:t xml:space="preserve"> </w:t>
-      </w:r>
-      <w:proofErr w:type="spellStart"/>
-      <w:r>
-        <w:rPr>
-          <w:lang w:val="en-ID"/>
-        </w:rPr>
-        <w:t>penelitian</w:t>
-      </w:r>
-      <w:proofErr w:type="spellEnd"/>
-      <w:r>
-        <w:rPr>
-          <w:lang w:val="en-ID"/>
-        </w:rPr>
-        <w:t xml:space="preserve"> </w:t>
-      </w:r>
-      <w:proofErr w:type="spellStart"/>
-      <w:r>
-        <w:rPr>
-          <w:lang w:val="en-ID"/>
-        </w:rPr>
-        <w:t>ini</w:t>
-      </w:r>
-      <w:proofErr w:type="spellEnd"/>
-      <w:r>
-        <w:rPr>
-          <w:lang w:val="en-ID"/>
-        </w:rPr>
-        <w:t xml:space="preserve">, </w:t>
-      </w:r>
-      <w:proofErr w:type="spellStart"/>
-      <w:r>
-        <w:rPr>
-          <w:lang w:val="en-ID"/>
-        </w:rPr>
-        <w:t>tetapi</w:t>
-      </w:r>
-      <w:proofErr w:type="spellEnd"/>
-      <w:r>
-        <w:rPr>
-          <w:lang w:val="en-ID"/>
-        </w:rPr>
-        <w:t xml:space="preserve"> </w:t>
-      </w:r>
-      <w:proofErr w:type="spellStart"/>
-      <w:r>
-        <w:rPr>
-          <w:lang w:val="en-ID"/>
-        </w:rPr>
-        <w:t>masih</w:t>
-      </w:r>
-      <w:proofErr w:type="spellEnd"/>
-      <w:r>
-        <w:rPr>
-          <w:lang w:val="en-ID"/>
-        </w:rPr>
-        <w:t xml:space="preserve"> </w:t>
-      </w:r>
-      <w:proofErr w:type="spellStart"/>
-      <w:r>
-        <w:rPr>
-          <w:lang w:val="en-ID"/>
-        </w:rPr>
-        <w:t>menyisakan</w:t>
-      </w:r>
-      <w:proofErr w:type="spellEnd"/>
-      <w:r>
-        <w:rPr>
-          <w:lang w:val="en-ID"/>
-        </w:rPr>
-        <w:t xml:space="preserve"> </w:t>
-      </w:r>
-      <w:proofErr w:type="spellStart"/>
-      <w:r>
-        <w:rPr>
-          <w:lang w:val="en-ID"/>
-        </w:rPr>
-        <w:t>kelemahan</w:t>
-      </w:r>
-      <w:proofErr w:type="spellEnd"/>
-      <w:r>
-        <w:rPr>
-          <w:lang w:val="en-ID"/>
-        </w:rPr>
-        <w:t xml:space="preserve"> </w:t>
-      </w:r>
-      <w:proofErr w:type="spellStart"/>
-      <w:r>
-        <w:rPr>
-          <w:lang w:val="en-ID"/>
-        </w:rPr>
-        <w:t>seperti</w:t>
-      </w:r>
-      <w:proofErr w:type="spellEnd"/>
-      <w:r>
-        <w:rPr>
-          <w:lang w:val="en-ID"/>
-        </w:rPr>
-        <w:t xml:space="preserve"> </w:t>
-      </w:r>
-      <w:proofErr w:type="spellStart"/>
-      <w:r>
-        <w:rPr>
-          <w:lang w:val="en-ID"/>
-        </w:rPr>
-        <w:t>keterbatasan</w:t>
-      </w:r>
-      <w:proofErr w:type="spellEnd"/>
-      <w:r>
-        <w:rPr>
-          <w:lang w:val="en-ID"/>
-        </w:rPr>
-        <w:t xml:space="preserve"> </w:t>
-      </w:r>
-      <w:proofErr w:type="spellStart"/>
-      <w:r>
-        <w:rPr>
-          <w:lang w:val="en-ID"/>
-        </w:rPr>
-        <w:t>dukungan</w:t>
-      </w:r>
-      <w:proofErr w:type="spellEnd"/>
-      <w:r>
-        <w:rPr>
-          <w:lang w:val="en-ID"/>
-        </w:rPr>
-        <w:t xml:space="preserve"> </w:t>
-      </w:r>
-      <w:proofErr w:type="spellStart"/>
-      <w:r>
-        <w:rPr>
-          <w:lang w:val="en-ID"/>
-        </w:rPr>
-        <w:t>protokol</w:t>
-      </w:r>
-      <w:proofErr w:type="spellEnd"/>
-      <w:r>
-        <w:rPr>
-          <w:lang w:val="en-ID"/>
-        </w:rPr>
-        <w:t xml:space="preserve"> </w:t>
-      </w:r>
-      <w:proofErr w:type="spellStart"/>
-      <w:r>
-        <w:rPr>
-          <w:lang w:val="en-ID"/>
-        </w:rPr>
-        <w:t>komunikasi</w:t>
-      </w:r>
-      <w:proofErr w:type="spellEnd"/>
-      <w:r>
-        <w:rPr>
-          <w:lang w:val="en-ID"/>
-        </w:rPr>
-        <w:t xml:space="preserve">, </w:t>
-      </w:r>
-      <w:proofErr w:type="spellStart"/>
-      <w:r>
-        <w:rPr>
-          <w:lang w:val="en-ID"/>
-        </w:rPr>
-        <w:t>kurangnya</w:t>
-      </w:r>
-      <w:proofErr w:type="spellEnd"/>
-      <w:r>
-        <w:rPr>
-          <w:lang w:val="en-ID"/>
-        </w:rPr>
-        <w:t xml:space="preserve"> </w:t>
-      </w:r>
-      <w:proofErr w:type="spellStart"/>
-      <w:r>
-        <w:rPr>
-          <w:lang w:val="en-ID"/>
-        </w:rPr>
-        <w:t>sistem</w:t>
-      </w:r>
-      <w:proofErr w:type="spellEnd"/>
-      <w:r>
-        <w:rPr>
-          <w:lang w:val="en-ID"/>
-        </w:rPr>
-        <w:t xml:space="preserve"> </w:t>
-      </w:r>
-      <w:proofErr w:type="spellStart"/>
-      <w:r>
-        <w:rPr>
-          <w:lang w:val="en-ID"/>
-        </w:rPr>
-        <w:t>keamanan</w:t>
-      </w:r>
-      <w:proofErr w:type="spellEnd"/>
-      <w:r>
-        <w:rPr>
-          <w:lang w:val="en-ID"/>
-        </w:rPr>
-        <w:t xml:space="preserve"> data, dan </w:t>
-      </w:r>
-      <w:proofErr w:type="spellStart"/>
-      <w:r>
-        <w:rPr>
-          <w:lang w:val="en-ID"/>
-        </w:rPr>
-        <w:t>ketiadaan</w:t>
-      </w:r>
-      <w:proofErr w:type="spellEnd"/>
-      <w:r>
-        <w:rPr>
-          <w:lang w:val="en-ID"/>
-        </w:rPr>
-        <w:t xml:space="preserve"> </w:t>
-      </w:r>
-      <w:proofErr w:type="spellStart"/>
-      <w:r>
-        <w:rPr>
-          <w:lang w:val="en-ID"/>
-        </w:rPr>
-        <w:t>fitur</w:t>
-      </w:r>
-      <w:proofErr w:type="spellEnd"/>
-      <w:r>
-        <w:rPr>
-          <w:lang w:val="en-ID"/>
-        </w:rPr>
-        <w:t xml:space="preserve"> </w:t>
-      </w:r>
-      <w:proofErr w:type="spellStart"/>
-      <w:r>
-        <w:rPr>
-          <w:lang w:val="en-ID"/>
-        </w:rPr>
-        <w:t>notifikasi</w:t>
-      </w:r>
-      <w:proofErr w:type="spellEnd"/>
-      <w:r>
-        <w:rPr>
-          <w:lang w:val="en-ID"/>
-        </w:rPr>
-        <w:t xml:space="preserve">. Pada </w:t>
-      </w:r>
-      <w:proofErr w:type="spellStart"/>
-      <w:r>
-        <w:rPr>
-          <w:lang w:val="en-ID"/>
-        </w:rPr>
-        <w:t>penelitian</w:t>
-      </w:r>
-      <w:proofErr w:type="spellEnd"/>
-      <w:r>
-        <w:rPr>
-          <w:lang w:val="en-ID"/>
-        </w:rPr>
-        <w:t xml:space="preserve"> </w:t>
-      </w:r>
-      <w:proofErr w:type="spellStart"/>
-      <w:r>
-        <w:rPr>
-          <w:lang w:val="en-ID"/>
-        </w:rPr>
-        <w:t>ini</w:t>
-      </w:r>
-      <w:proofErr w:type="spellEnd"/>
-      <w:r>
-        <w:rPr>
-          <w:lang w:val="en-ID"/>
-        </w:rPr>
-        <w:t xml:space="preserve">, </w:t>
-      </w:r>
-      <w:proofErr w:type="spellStart"/>
-      <w:r>
-        <w:rPr>
-          <w:lang w:val="en-ID"/>
-        </w:rPr>
-        <w:t>keunggulan</w:t>
-      </w:r>
-      <w:proofErr w:type="spellEnd"/>
-      <w:r>
-        <w:rPr>
-          <w:lang w:val="en-ID"/>
-        </w:rPr>
-        <w:t xml:space="preserve"> yang </w:t>
-      </w:r>
-      <w:proofErr w:type="spellStart"/>
-      <w:r>
-        <w:rPr>
-          <w:lang w:val="en-ID"/>
-        </w:rPr>
-        <w:t>ditawarkan</w:t>
-      </w:r>
-      <w:proofErr w:type="spellEnd"/>
-      <w:r>
-        <w:rPr>
-          <w:lang w:val="en-ID"/>
-        </w:rPr>
-        <w:t xml:space="preserve"> </w:t>
-      </w:r>
-      <w:proofErr w:type="spellStart"/>
-      <w:r>
-        <w:rPr>
-          <w:lang w:val="en-ID"/>
-        </w:rPr>
-        <w:t>adalah</w:t>
-      </w:r>
-      <w:proofErr w:type="spellEnd"/>
-      <w:r>
-        <w:rPr>
-          <w:lang w:val="en-ID"/>
-        </w:rPr>
-        <w:t xml:space="preserve"> </w:t>
-      </w:r>
-      <w:proofErr w:type="spellStart"/>
-      <w:r>
-        <w:rPr>
-          <w:lang w:val="en-ID"/>
-        </w:rPr>
-        <w:t>penerapan</w:t>
-      </w:r>
-      <w:proofErr w:type="spellEnd"/>
-      <w:r>
-        <w:rPr>
-          <w:lang w:val="en-ID"/>
-        </w:rPr>
-        <w:t xml:space="preserve"> </w:t>
-      </w:r>
-      <w:r>
-        <w:rPr>
-          <w:i/>
-          <w:iCs/>
-          <w:lang w:val="en-ID"/>
-        </w:rPr>
-        <w:t>message broker</w:t>
-      </w:r>
-      <w:r>
-        <w:rPr>
-          <w:lang w:val="en-ID"/>
-        </w:rPr>
-        <w:t xml:space="preserve"> </w:t>
-      </w:r>
-      <w:proofErr w:type="spellStart"/>
-      <w:r>
-        <w:rPr>
-          <w:lang w:val="en-ID"/>
-        </w:rPr>
-        <w:t>untuk</w:t>
-      </w:r>
-      <w:proofErr w:type="spellEnd"/>
-      <w:r>
-        <w:rPr>
-          <w:lang w:val="en-ID"/>
-        </w:rPr>
-        <w:t xml:space="preserve"> </w:t>
-      </w:r>
-      <w:proofErr w:type="spellStart"/>
-      <w:r>
-        <w:rPr>
-          <w:lang w:val="en-ID"/>
-        </w:rPr>
-        <w:t>integrasi</w:t>
-      </w:r>
-      <w:proofErr w:type="spellEnd"/>
-      <w:r>
-        <w:rPr>
-          <w:lang w:val="en-ID"/>
-        </w:rPr>
-        <w:t xml:space="preserve"> </w:t>
-      </w:r>
-      <w:proofErr w:type="spellStart"/>
-      <w:r>
-        <w:rPr>
-          <w:lang w:val="en-ID"/>
-        </w:rPr>
-        <w:t>protokol</w:t>
-      </w:r>
-      <w:proofErr w:type="spellEnd"/>
-      <w:r>
-        <w:rPr>
-          <w:lang w:val="en-ID"/>
-        </w:rPr>
-        <w:t xml:space="preserve"> MQTT, </w:t>
-      </w:r>
-      <w:proofErr w:type="spellStart"/>
-      <w:r>
-        <w:rPr>
-          <w:lang w:val="en-ID"/>
-        </w:rPr>
-        <w:t>penggunaan</w:t>
-      </w:r>
-      <w:proofErr w:type="spellEnd"/>
-      <w:r>
-        <w:rPr>
-          <w:lang w:val="en-ID"/>
-        </w:rPr>
-        <w:t xml:space="preserve"> </w:t>
-      </w:r>
-      <w:proofErr w:type="spellStart"/>
-      <w:r>
-        <w:rPr>
-          <w:lang w:val="en-ID"/>
-        </w:rPr>
-        <w:t>enkripsi</w:t>
-      </w:r>
-      <w:proofErr w:type="spellEnd"/>
-      <w:r>
-        <w:rPr>
-          <w:lang w:val="en-ID"/>
-        </w:rPr>
-        <w:t xml:space="preserve"> </w:t>
-      </w:r>
-      <w:r>
-        <w:rPr>
-          <w:lang w:val="en-ID"/>
-        </w:rPr>
-        <w:t xml:space="preserve">AES dan </w:t>
-      </w:r>
-      <w:r>
-        <w:rPr>
-          <w:lang w:val="en-ID"/>
-        </w:rPr>
-        <w:t xml:space="preserve">HTTPS, </w:t>
-      </w:r>
-      <w:proofErr w:type="spellStart"/>
-      <w:r>
-        <w:rPr>
-          <w:lang w:val="en-ID"/>
-        </w:rPr>
-        <w:t>serta</w:t>
-      </w:r>
-      <w:proofErr w:type="spellEnd"/>
-      <w:r>
-        <w:rPr>
-          <w:lang w:val="en-ID"/>
-        </w:rPr>
-        <w:t xml:space="preserve"> </w:t>
-      </w:r>
-      <w:r>
-        <w:rPr>
-          <w:i/>
-          <w:iCs/>
-          <w:lang w:val="en-ID"/>
-        </w:rPr>
-        <w:t>hashing</w:t>
-      </w:r>
-      <w:r>
-        <w:rPr>
-          <w:lang w:val="en-ID"/>
-        </w:rPr>
-        <w:t xml:space="preserve"> JWT guna </w:t>
-      </w:r>
-      <w:proofErr w:type="spellStart"/>
-      <w:r>
-        <w:rPr>
-          <w:lang w:val="en-ID"/>
-        </w:rPr>
-        <w:t>menjaga</w:t>
-      </w:r>
-      <w:proofErr w:type="spellEnd"/>
-      <w:r>
-        <w:rPr>
-          <w:lang w:val="en-ID"/>
-        </w:rPr>
-        <w:t xml:space="preserve"> </w:t>
-      </w:r>
-      <w:proofErr w:type="spellStart"/>
-      <w:r>
-        <w:rPr>
-          <w:lang w:val="en-ID"/>
-        </w:rPr>
-        <w:t>keamanan</w:t>
-      </w:r>
-      <w:proofErr w:type="spellEnd"/>
-      <w:r>
-        <w:rPr>
-          <w:lang w:val="en-ID"/>
-        </w:rPr>
-        <w:t xml:space="preserve"> data. Selain </w:t>
-      </w:r>
-      <w:proofErr w:type="spellStart"/>
-      <w:r>
-        <w:rPr>
-          <w:lang w:val="en-ID"/>
-        </w:rPr>
-        <w:t>itu</w:t>
-      </w:r>
-      <w:proofErr w:type="spellEnd"/>
-      <w:r>
-        <w:rPr>
-          <w:lang w:val="en-ID"/>
-        </w:rPr>
-        <w:t xml:space="preserve">, </w:t>
-      </w:r>
-      <w:proofErr w:type="spellStart"/>
-      <w:r>
-        <w:rPr>
-          <w:lang w:val="en-ID"/>
-        </w:rPr>
-        <w:t>sistem</w:t>
-      </w:r>
-      <w:proofErr w:type="spellEnd"/>
-      <w:r>
-        <w:rPr>
-          <w:lang w:val="en-ID"/>
-        </w:rPr>
-        <w:t xml:space="preserve"> juga </w:t>
-      </w:r>
-      <w:proofErr w:type="spellStart"/>
-      <w:r>
-        <w:rPr>
-          <w:lang w:val="en-ID"/>
-        </w:rPr>
-        <w:t>dilengkapi</w:t>
-      </w:r>
-      <w:proofErr w:type="spellEnd"/>
-      <w:r>
-        <w:rPr>
-          <w:lang w:val="en-ID"/>
-        </w:rPr>
-        <w:t xml:space="preserve"> </w:t>
-      </w:r>
-      <w:proofErr w:type="spellStart"/>
-      <w:r>
-        <w:rPr>
-          <w:lang w:val="en-ID"/>
-        </w:rPr>
-        <w:t>notifikasi</w:t>
-      </w:r>
-      <w:proofErr w:type="spellEnd"/>
-      <w:r>
-        <w:rPr>
-          <w:lang w:val="en-ID"/>
-        </w:rPr>
-        <w:t xml:space="preserve"> </w:t>
-      </w:r>
-      <w:proofErr w:type="spellStart"/>
-      <w:r>
-        <w:rPr>
-          <w:lang w:val="en-ID"/>
-        </w:rPr>
-        <w:t>melalui</w:t>
-      </w:r>
-      <w:proofErr w:type="spellEnd"/>
-      <w:r>
-        <w:rPr>
-          <w:lang w:val="en-ID"/>
-        </w:rPr>
-        <w:t xml:space="preserve"> </w:t>
-      </w:r>
-      <w:r>
-        <w:rPr>
-          <w:i/>
-          <w:iCs/>
-          <w:lang w:val="en-ID"/>
-        </w:rPr>
-        <w:t>browser</w:t>
-      </w:r>
-      <w:r>
-        <w:rPr>
-          <w:lang w:val="en-ID"/>
-        </w:rPr>
-        <w:t xml:space="preserve"> dan WhatsApp agar </w:t>
-      </w:r>
-      <w:proofErr w:type="spellStart"/>
-      <w:r>
-        <w:rPr>
-          <w:lang w:val="en-ID"/>
-        </w:rPr>
-        <w:t>pengguna</w:t>
-      </w:r>
-      <w:proofErr w:type="spellEnd"/>
-      <w:r>
-        <w:rPr>
-          <w:lang w:val="en-ID"/>
-        </w:rPr>
-        <w:t xml:space="preserve"> </w:t>
-      </w:r>
-      <w:proofErr w:type="spellStart"/>
-      <w:r>
-        <w:rPr>
-          <w:lang w:val="en-ID"/>
-        </w:rPr>
-        <w:t>dapat</w:t>
-      </w:r>
-      <w:proofErr w:type="spellEnd"/>
-      <w:r>
-        <w:rPr>
-          <w:lang w:val="en-ID"/>
-        </w:rPr>
-        <w:t xml:space="preserve"> </w:t>
-      </w:r>
-      <w:proofErr w:type="spellStart"/>
-      <w:r>
-        <w:rPr>
-          <w:lang w:val="en-ID"/>
-        </w:rPr>
-        <w:t>segera</w:t>
-      </w:r>
-      <w:proofErr w:type="spellEnd"/>
-      <w:r>
-        <w:rPr>
-          <w:lang w:val="en-ID"/>
-        </w:rPr>
-        <w:t xml:space="preserve"> </w:t>
-      </w:r>
-      <w:proofErr w:type="spellStart"/>
-      <w:r>
-        <w:rPr>
-          <w:lang w:val="en-ID"/>
-        </w:rPr>
-        <w:t>mengetahui</w:t>
-      </w:r>
-      <w:proofErr w:type="spellEnd"/>
-      <w:r>
-        <w:rPr>
-          <w:lang w:val="en-ID"/>
-        </w:rPr>
-        <w:t xml:space="preserve"> </w:t>
-      </w:r>
-      <w:proofErr w:type="spellStart"/>
-      <w:r>
-        <w:rPr>
-          <w:lang w:val="en-ID"/>
-        </w:rPr>
-        <w:t>adanya</w:t>
-      </w:r>
-      <w:proofErr w:type="spellEnd"/>
-      <w:r>
-        <w:rPr>
-          <w:lang w:val="en-ID"/>
-        </w:rPr>
-        <w:t xml:space="preserve"> </w:t>
-      </w:r>
-      <w:proofErr w:type="spellStart"/>
-      <w:r>
-        <w:rPr>
-          <w:lang w:val="en-ID"/>
-        </w:rPr>
-        <w:t>anomali</w:t>
-      </w:r>
-      <w:proofErr w:type="spellEnd"/>
-      <w:r>
-        <w:rPr>
-          <w:lang w:val="en-ID"/>
-        </w:rPr>
-        <w:t xml:space="preserve"> pada </w:t>
-      </w:r>
-      <w:proofErr w:type="spellStart"/>
-      <w:r>
-        <w:rPr>
-          <w:lang w:val="en-ID"/>
-        </w:rPr>
-        <w:t>nilai</w:t>
-      </w:r>
-      <w:proofErr w:type="spellEnd"/>
-      <w:r>
-        <w:rPr>
-          <w:lang w:val="en-ID"/>
-        </w:rPr>
-        <w:t xml:space="preserve"> sensor.</w:t>
-      </w:r>
-      <w:r>
-        <w:rPr>
-          <w:lang w:val="en-ID"/>
         </w:rPr>
         <w:t xml:space="preserve"> </w:t>
       </w:r>
@@ -6069,6 +4673,68 @@
     </w:tbl>
     <w:p>
       <w:pPr>
+        <w:pStyle w:val="paragraf"/>
+      </w:pPr>
+    </w:p>
+    <w:p>
+      <w:pPr>
+        <w:ind w:firstLine="284"/>
+        <w:jc w:val="both"/>
+        <w:rPr>
+          <w:lang w:val="sv-SE"/>
+        </w:rPr>
+      </w:pPr>
+      <w:r>
+        <w:rPr>
+          <w:lang w:val="sv-SE"/>
+        </w:rPr>
+        <w:t xml:space="preserve">Berdasarkan penelitian-penelitian tersebut, terlihat bahwa sebagian besar sistem yang ada memiliki kemiripan dengan penelitian ini, tetapi masih menyisakan kelemahan seperti keterbatasan dukungan protokol komunikasi, kurangnya sistem keamanan data, dan ketiadaan fitur notifikasi. Pada penelitian ini, keunggulan yang ditawarkan adalah penerapan </w:t>
+      </w:r>
+      <w:r>
+        <w:rPr>
+          <w:i/>
+          <w:iCs/>
+          <w:lang w:val="sv-SE"/>
+        </w:rPr>
+        <w:t>message broker</w:t>
+      </w:r>
+      <w:r>
+        <w:rPr>
+          <w:lang w:val="sv-SE"/>
+        </w:rPr>
+        <w:t xml:space="preserve"> untuk integrasi protokol MQTT, penggunaan enkripsi AES dan HTTPS, serta </w:t>
+      </w:r>
+      <w:r>
+        <w:rPr>
+          <w:i/>
+          <w:iCs/>
+          <w:lang w:val="sv-SE"/>
+        </w:rPr>
+        <w:t>hashing</w:t>
+      </w:r>
+      <w:r>
+        <w:rPr>
+          <w:lang w:val="sv-SE"/>
+        </w:rPr>
+        <w:t xml:space="preserve"> JWT guna menjaga keamanan data. Selain itu, sistem juga dilengkapi notifikasi melalui </w:t>
+      </w:r>
+      <w:r>
+        <w:rPr>
+          <w:i/>
+          <w:iCs/>
+          <w:lang w:val="sv-SE"/>
+        </w:rPr>
+        <w:t>browser</w:t>
+      </w:r>
+      <w:r>
+        <w:rPr>
+          <w:lang w:val="sv-SE"/>
+        </w:rPr>
+        <w:t xml:space="preserve"> dan WhatsApp agar pengguna dapat segera mengetahui adanya anomali pada nilai sensor. </w:t>
+      </w:r>
+    </w:p>
+    <w:p>
+      <w:pPr>
         <w:pStyle w:val="Heading1"/>
       </w:pPr>
       <w:r>
@@ -7009,293 +5675,73 @@
         </w:rPr>
         <w:t xml:space="preserve"> dan Android. </w:t>
       </w:r>
-      <w:proofErr w:type="spellStart"/>
-      <w:r>
-        <w:rPr>
-          <w:lang w:val="en-US"/>
-        </w:rPr>
-        <w:t>Aplikasi</w:t>
-      </w:r>
-      <w:proofErr w:type="spellEnd"/>
-      <w:r>
-        <w:rPr>
-          <w:lang w:val="en-US"/>
-        </w:rPr>
-        <w:t xml:space="preserve"> </w:t>
+      <w:r>
+        <w:rPr>
+          <w:lang w:val="sv-SE"/>
+        </w:rPr>
+        <w:t xml:space="preserve">Aplikasi </w:t>
       </w:r>
       <w:r>
         <w:rPr>
           <w:i/>
           <w:iCs/>
-          <w:lang w:val="en-US"/>
+          <w:lang w:val="sv-SE"/>
         </w:rPr>
         <w:t>web</w:t>
       </w:r>
       <w:r>
         <w:rPr>
-          <w:lang w:val="en-US"/>
-        </w:rPr>
-        <w:t xml:space="preserve"> </w:t>
-      </w:r>
-      <w:r>
-        <w:rPr>
-          <w:lang w:val="en-US"/>
+          <w:lang w:val="sv-SE"/>
+        </w:rPr>
+        <w:t xml:space="preserve"> </w:t>
+      </w:r>
+      <w:r>
+        <w:rPr>
+          <w:lang w:val="sv-SE"/>
         </w:rPr>
         <w:t>dan</w:t>
       </w:r>
       <w:r>
         <w:rPr>
-          <w:lang w:val="en-US"/>
+          <w:lang w:val="sv-SE"/>
         </w:rPr>
         <w:t xml:space="preserve"> Android </w:t>
       </w:r>
-      <w:proofErr w:type="spellStart"/>
-      <w:r>
-        <w:rPr>
-          <w:lang w:val="en-US"/>
-        </w:rPr>
-        <w:t>digunakan</w:t>
-      </w:r>
-      <w:proofErr w:type="spellEnd"/>
-      <w:r>
-        <w:rPr>
-          <w:lang w:val="en-US"/>
-        </w:rPr>
-        <w:t xml:space="preserve"> </w:t>
-      </w:r>
-      <w:proofErr w:type="spellStart"/>
-      <w:r>
-        <w:rPr>
-          <w:lang w:val="en-US"/>
-        </w:rPr>
-        <w:t>untuk</w:t>
-      </w:r>
-      <w:proofErr w:type="spellEnd"/>
-      <w:r>
-        <w:rPr>
-          <w:lang w:val="en-US"/>
-        </w:rPr>
-        <w:t xml:space="preserve"> </w:t>
-      </w:r>
-      <w:proofErr w:type="spellStart"/>
-      <w:r>
-        <w:rPr>
-          <w:lang w:val="en-US"/>
-        </w:rPr>
-        <w:t>menampilkan</w:t>
-      </w:r>
-      <w:proofErr w:type="spellEnd"/>
-      <w:r>
-        <w:rPr>
-          <w:lang w:val="en-US"/>
-        </w:rPr>
-        <w:t xml:space="preserve"> </w:t>
-      </w:r>
-      <w:proofErr w:type="spellStart"/>
-      <w:r>
-        <w:rPr>
-          <w:lang w:val="en-US"/>
-        </w:rPr>
-        <w:t>antarmuka</w:t>
-      </w:r>
-      <w:proofErr w:type="spellEnd"/>
-      <w:r>
-        <w:rPr>
-          <w:lang w:val="en-US"/>
-        </w:rPr>
-        <w:t xml:space="preserve"> yang </w:t>
-      </w:r>
-      <w:proofErr w:type="spellStart"/>
-      <w:r>
-        <w:rPr>
-          <w:lang w:val="en-US"/>
-        </w:rPr>
-        <w:t>terhubung</w:t>
-      </w:r>
-      <w:proofErr w:type="spellEnd"/>
-      <w:r>
-        <w:rPr>
-          <w:lang w:val="en-US"/>
-        </w:rPr>
-        <w:t xml:space="preserve"> </w:t>
-      </w:r>
-      <w:proofErr w:type="spellStart"/>
-      <w:r>
-        <w:rPr>
-          <w:lang w:val="en-US"/>
-        </w:rPr>
-        <w:t>dengan</w:t>
-      </w:r>
-      <w:proofErr w:type="spellEnd"/>
-      <w:r>
-        <w:rPr>
-          <w:lang w:val="en-US"/>
-        </w:rPr>
-        <w:t xml:space="preserve"> </w:t>
+      <w:r>
+        <w:rPr>
+          <w:lang w:val="sv-SE"/>
+        </w:rPr>
+        <w:t xml:space="preserve">digunakan </w:t>
+      </w:r>
+      <w:r>
+        <w:rPr>
+          <w:lang w:val="sv-SE"/>
+        </w:rPr>
+        <w:t xml:space="preserve">untuk menampilkan antarmuka yang terhubung dengan </w:t>
       </w:r>
       <w:r>
         <w:rPr>
           <w:i/>
           <w:iCs/>
-          <w:lang w:val="en-US"/>
+          <w:lang w:val="sv-SE"/>
         </w:rPr>
         <w:t>server</w:t>
       </w:r>
       <w:r>
         <w:rPr>
-          <w:lang w:val="en-US"/>
-        </w:rPr>
-        <w:t xml:space="preserve">, </w:t>
-      </w:r>
-      <w:proofErr w:type="spellStart"/>
-      <w:r>
-        <w:rPr>
-          <w:lang w:val="en-US"/>
-        </w:rPr>
-        <w:t>sehingga</w:t>
-      </w:r>
-      <w:proofErr w:type="spellEnd"/>
-      <w:r>
-        <w:rPr>
-          <w:lang w:val="en-US"/>
-        </w:rPr>
-        <w:t xml:space="preserve"> </w:t>
-      </w:r>
-      <w:proofErr w:type="spellStart"/>
-      <w:r>
-        <w:rPr>
-          <w:lang w:val="en-US"/>
-        </w:rPr>
-        <w:t>pengguna</w:t>
-      </w:r>
-      <w:proofErr w:type="spellEnd"/>
-      <w:r>
-        <w:rPr>
-          <w:lang w:val="en-US"/>
-        </w:rPr>
-        <w:t xml:space="preserve"> </w:t>
-      </w:r>
-      <w:proofErr w:type="spellStart"/>
-      <w:r>
-        <w:rPr>
-          <w:lang w:val="en-US"/>
-        </w:rPr>
-        <w:t>dapa</w:t>
-      </w:r>
-      <w:r>
-        <w:rPr>
-          <w:lang w:val="en-US"/>
-        </w:rPr>
-        <w:t>t</w:t>
-      </w:r>
-      <w:proofErr w:type="spellEnd"/>
-      <w:r>
-        <w:rPr>
-          <w:lang w:val="en-US"/>
-        </w:rPr>
-        <w:t xml:space="preserve"> </w:t>
-      </w:r>
-      <w:proofErr w:type="spellStart"/>
-      <w:r>
-        <w:rPr>
-          <w:lang w:val="en-US"/>
-        </w:rPr>
-        <w:t>melakukan</w:t>
-      </w:r>
-      <w:proofErr w:type="spellEnd"/>
-      <w:r>
-        <w:rPr>
-          <w:lang w:val="en-US"/>
-        </w:rPr>
-        <w:t xml:space="preserve"> </w:t>
-      </w:r>
-      <w:proofErr w:type="spellStart"/>
-      <w:r>
-        <w:rPr>
-          <w:lang w:val="en-US"/>
-        </w:rPr>
-        <w:t>pemantauan</w:t>
-      </w:r>
-      <w:proofErr w:type="spellEnd"/>
-      <w:r>
-        <w:rPr>
-          <w:lang w:val="en-US"/>
-        </w:rPr>
-        <w:t xml:space="preserve"> </w:t>
-      </w:r>
-      <w:proofErr w:type="spellStart"/>
-      <w:r>
-        <w:rPr>
-          <w:lang w:val="en-US"/>
-        </w:rPr>
-        <w:t>serta</w:t>
-      </w:r>
-      <w:proofErr w:type="spellEnd"/>
-      <w:r>
-        <w:rPr>
-          <w:lang w:val="en-US"/>
-        </w:rPr>
-        <w:t xml:space="preserve"> </w:t>
-      </w:r>
-      <w:proofErr w:type="spellStart"/>
-      <w:r>
-        <w:rPr>
-          <w:lang w:val="en-US"/>
-        </w:rPr>
-        <w:t>autentikasi</w:t>
-      </w:r>
-      <w:proofErr w:type="spellEnd"/>
-      <w:r>
-        <w:rPr>
-          <w:lang w:val="en-US"/>
-        </w:rPr>
-        <w:t xml:space="preserve"> </w:t>
-      </w:r>
-      <w:proofErr w:type="spellStart"/>
-      <w:r>
-        <w:rPr>
-          <w:lang w:val="en-US"/>
-        </w:rPr>
-        <w:t>secara</w:t>
-      </w:r>
-      <w:proofErr w:type="spellEnd"/>
-      <w:r>
-        <w:rPr>
-          <w:lang w:val="en-US"/>
-        </w:rPr>
-        <w:t xml:space="preserve"> </w:t>
-      </w:r>
-      <w:proofErr w:type="spellStart"/>
-      <w:r>
-        <w:rPr>
-          <w:lang w:val="en-US"/>
-        </w:rPr>
-        <w:t>aman</w:t>
-      </w:r>
-      <w:proofErr w:type="spellEnd"/>
-      <w:r>
-        <w:rPr>
-          <w:lang w:val="en-US"/>
-        </w:rPr>
-        <w:t xml:space="preserve"> dan </w:t>
-      </w:r>
-      <w:proofErr w:type="spellStart"/>
-      <w:r>
-        <w:rPr>
-          <w:lang w:val="en-US"/>
-        </w:rPr>
-        <w:t>terintegrasi</w:t>
-      </w:r>
-      <w:proofErr w:type="spellEnd"/>
-      <w:r>
-        <w:rPr>
-          <w:lang w:val="en-US"/>
+          <w:lang w:val="sv-SE"/>
+        </w:rPr>
+        <w:t>, sehingga pengguna dapat melakukan pemantauan serta autentikasi secara aman dan terintegrasi</w:t>
+      </w:r>
+      <w:r>
+        <w:rPr>
+          <w:lang w:val="sv-SE"/>
         </w:rPr>
         <w:t>.</w:t>
       </w:r>
       <w:r>
         <w:rPr>
-          <w:lang w:val="en-US"/>
+          <w:lang w:val="sv-SE"/>
         </w:rPr>
         <w:t xml:space="preserve"> </w:t>
       </w:r>
@@ -7370,9 +5816,9 @@
           <w:noProof/>
         </w:rPr>
         <w:drawing>
-          <wp:inline distT="0" distB="0" distL="0" distR="0" wp14:anchorId="5130619F" wp14:editId="12A2BD95">
-            <wp:extent cx="3017520" cy="1412641"/>
-            <wp:effectExtent l="0" t="0" r="0" b="0"/>
+          <wp:inline distT="0" distB="0" distL="0" distR="0" wp14:anchorId="5130619F" wp14:editId="37BC6C2F">
+            <wp:extent cx="2854519" cy="1336333"/>
+            <wp:effectExtent l="0" t="0" r="3175" b="0"/>
             <wp:docPr id="1205491582" name="Picture 1"/>
             <wp:cNvGraphicFramePr>
               <a:graphicFrameLocks xmlns:a="http://schemas.openxmlformats.org/drawingml/2006/main" noChangeAspect="1"/>
@@ -7385,7 +5831,7 @@
                     <pic:cNvPicPr/>
                   </pic:nvPicPr>
                   <pic:blipFill>
-                    <a:blip r:embed="rId13"/>
+                    <a:blip r:embed="rId14"/>
                     <a:stretch>
                       <a:fillRect/>
                     </a:stretch>
@@ -7393,7 +5839,7 @@
                   <pic:spPr>
                     <a:xfrm>
                       <a:off x="0" y="0"/>
-                      <a:ext cx="3017520" cy="1412641"/>
+                      <a:ext cx="2868372" cy="1342818"/>
                     </a:xfrm>
                     <a:prstGeom prst="rect">
                       <a:avLst/>
@@ -7513,7 +5959,7 @@
                     </pic:cNvPicPr>
                   </pic:nvPicPr>
                   <pic:blipFill rotWithShape="1">
-                    <a:blip r:embed="rId14" cstate="print">
+                    <a:blip r:embed="rId15" cstate="print">
                       <a:extLst>
                         <a:ext uri="{28A0092B-C50C-407E-A947-70E740481C1C}">
                           <a14:useLocalDpi xmlns:a14="http://schemas.microsoft.com/office/drawing/2010/main" val="0"/>
@@ -7921,7 +6367,7 @@
                     <pic:cNvPicPr/>
                   </pic:nvPicPr>
                   <pic:blipFill rotWithShape="1">
-                    <a:blip r:embed="rId15" cstate="print">
+                    <a:blip r:embed="rId16" cstate="print">
                       <a:extLst>
                         <a:ext uri="{28A0092B-C50C-407E-A947-70E740481C1C}">
                           <a14:useLocalDpi xmlns:a14="http://schemas.microsoft.com/office/drawing/2010/main" val="0"/>
@@ -8255,7 +6701,7 @@
                     <pic:cNvPicPr/>
                   </pic:nvPicPr>
                   <pic:blipFill rotWithShape="1">
-                    <a:blip r:embed="rId16" cstate="print">
+                    <a:blip r:embed="rId17" cstate="print">
                       <a:extLst>
                         <a:ext uri="{28A0092B-C50C-407E-A947-70E740481C1C}">
                           <a14:useLocalDpi xmlns:a14="http://schemas.microsoft.com/office/drawing/2010/main" val="0"/>
@@ -8419,7 +6865,7 @@
                     <pic:cNvPicPr/>
                   </pic:nvPicPr>
                   <pic:blipFill rotWithShape="1">
-                    <a:blip r:embed="rId17" cstate="print">
+                    <a:blip r:embed="rId18" cstate="print">
                       <a:extLst>
                         <a:ext uri="{28A0092B-C50C-407E-A947-70E740481C1C}">
                           <a14:useLocalDpi xmlns:a14="http://schemas.microsoft.com/office/drawing/2010/main" val="0"/>
@@ -8535,7 +6981,7 @@
       <w:r>
         <w:lastRenderedPageBreak/>
         <w:drawing>
-          <wp:inline distT="0" distB="0" distL="0" distR="0" wp14:anchorId="6AEADE41" wp14:editId="5ACF049B">
+          <wp:inline distT="0" distB="0" distL="0" distR="0" wp14:anchorId="6AEADE41" wp14:editId="2793235D">
             <wp:extent cx="3089910" cy="2647315"/>
             <wp:effectExtent l="0" t="0" r="0" b="635"/>
             <wp:docPr id="1110892867" name="Picture 1"/>
@@ -8550,7 +6996,7 @@
                     <pic:cNvPicPr/>
                   </pic:nvPicPr>
                   <pic:blipFill rotWithShape="1">
-                    <a:blip r:embed="rId18" cstate="print">
+                    <a:blip r:embed="rId19" cstate="print">
                       <a:extLst>
                         <a:ext uri="{28A0092B-C50C-407E-A947-70E740481C1C}">
                           <a14:useLocalDpi xmlns:a14="http://schemas.microsoft.com/office/drawing/2010/main" val="0"/>
@@ -8789,7 +7235,7 @@
             </wp:cNvGraphicFramePr>
             <a:graphic xmlns:a="http://schemas.openxmlformats.org/drawingml/2006/main">
               <a:graphicData uri="http://schemas.openxmlformats.org/drawingml/2006/chart">
-                <c:chart xmlns:c="http://schemas.openxmlformats.org/drawingml/2006/chart" xmlns:r="http://schemas.openxmlformats.org/officeDocument/2006/relationships" r:id="rId19"/>
+                <c:chart xmlns:c="http://schemas.openxmlformats.org/drawingml/2006/chart" xmlns:r="http://schemas.openxmlformats.org/officeDocument/2006/relationships" r:id="rId20"/>
               </a:graphicData>
             </a:graphic>
           </wp:inline>
@@ -9672,19 +8118,11 @@
         </w:rPr>
         <w:t xml:space="preserve"> acak heksadesimal sepanjang 32 karakter. </w:t>
       </w:r>
-      <w:proofErr w:type="spellStart"/>
-      <w:r>
-        <w:rPr>
-          <w:lang w:val="en-US"/>
-        </w:rPr>
-        <w:t>Contoh</w:t>
-      </w:r>
-      <w:proofErr w:type="spellEnd"/>
-      <w:r>
-        <w:rPr>
-          <w:lang w:val="en-US"/>
-        </w:rPr>
-        <w:t xml:space="preserve"> </w:t>
+      <w:r>
+        <w:rPr>
+          <w:lang w:val="en-US"/>
+        </w:rPr>
+        <w:t xml:space="preserve">Contoh </w:t>
       </w:r>
       <w:r>
         <w:rPr>
@@ -10233,7 +8671,21 @@
         <w:rPr>
           <w:lang w:val="en-US"/>
         </w:rPr>
-        <w:t xml:space="preserve"> 128 bit </w:t>
+        <w:t xml:space="preserve"> </w:t>
+      </w:r>
+      <w:proofErr w:type="gramStart"/>
+      <w:r>
+        <w:rPr>
+          <w:lang w:val="en-US"/>
+        </w:rPr>
+        <w:t>128 bit</w:t>
+      </w:r>
+      <w:proofErr w:type="gramEnd"/>
+      <w:r>
+        <w:rPr>
+          <w:lang w:val="en-US"/>
+        </w:rPr>
+        <w:t xml:space="preserve"> </w:t>
       </w:r>
       <w:proofErr w:type="spellStart"/>
       <w:r>
@@ -10424,27 +8876,159 @@
       </w:r>
       <w:r>
         <w:rPr>
-          <w:lang w:val="sv-SE"/>
+          <w:lang w:val="en-US"/>
         </w:rPr>
         <w:t xml:space="preserve"> [17]</w:t>
       </w:r>
       <w:r>
         <w:rPr>
-          <w:lang w:val="sv-SE"/>
-        </w:rPr>
-        <w:t>, serta sesuai dengan standar industri untuk sistem autentikasi dan komunikasi data</w:t>
-      </w:r>
-      <w:r>
-        <w:rPr>
-          <w:lang w:val="sv-SE"/>
+          <w:lang w:val="en-US"/>
+        </w:rPr>
+        <w:t xml:space="preserve">, </w:t>
+      </w:r>
+      <w:proofErr w:type="spellStart"/>
+      <w:r>
+        <w:rPr>
+          <w:lang w:val="en-US"/>
+        </w:rPr>
+        <w:t>serta</w:t>
+      </w:r>
+      <w:proofErr w:type="spellEnd"/>
+      <w:r>
+        <w:rPr>
+          <w:lang w:val="en-US"/>
+        </w:rPr>
+        <w:t xml:space="preserve"> </w:t>
+      </w:r>
+      <w:proofErr w:type="spellStart"/>
+      <w:r>
+        <w:rPr>
+          <w:lang w:val="en-US"/>
+        </w:rPr>
+        <w:t>sesuai</w:t>
+      </w:r>
+      <w:proofErr w:type="spellEnd"/>
+      <w:r>
+        <w:rPr>
+          <w:lang w:val="en-US"/>
+        </w:rPr>
+        <w:t xml:space="preserve"> </w:t>
+      </w:r>
+      <w:proofErr w:type="spellStart"/>
+      <w:r>
+        <w:rPr>
+          <w:lang w:val="en-US"/>
+        </w:rPr>
+        <w:t>dengan</w:t>
+      </w:r>
+      <w:proofErr w:type="spellEnd"/>
+      <w:r>
+        <w:rPr>
+          <w:lang w:val="en-US"/>
+        </w:rPr>
+        <w:t xml:space="preserve"> </w:t>
+      </w:r>
+      <w:proofErr w:type="spellStart"/>
+      <w:r>
+        <w:rPr>
+          <w:lang w:val="en-US"/>
+        </w:rPr>
+        <w:t>standar</w:t>
+      </w:r>
+      <w:proofErr w:type="spellEnd"/>
+      <w:r>
+        <w:rPr>
+          <w:lang w:val="en-US"/>
+        </w:rPr>
+        <w:t xml:space="preserve"> </w:t>
+      </w:r>
+      <w:proofErr w:type="spellStart"/>
+      <w:r>
+        <w:rPr>
+          <w:lang w:val="en-US"/>
+        </w:rPr>
+        <w:t>industri</w:t>
+      </w:r>
+      <w:proofErr w:type="spellEnd"/>
+      <w:r>
+        <w:rPr>
+          <w:lang w:val="en-US"/>
+        </w:rPr>
+        <w:t xml:space="preserve"> </w:t>
+      </w:r>
+      <w:proofErr w:type="spellStart"/>
+      <w:r>
+        <w:rPr>
+          <w:lang w:val="en-US"/>
+        </w:rPr>
+        <w:t>untuk</w:t>
+      </w:r>
+      <w:proofErr w:type="spellEnd"/>
+      <w:r>
+        <w:rPr>
+          <w:lang w:val="en-US"/>
+        </w:rPr>
+        <w:t xml:space="preserve"> </w:t>
+      </w:r>
+      <w:proofErr w:type="spellStart"/>
+      <w:r>
+        <w:rPr>
+          <w:lang w:val="en-US"/>
+        </w:rPr>
+        <w:t>sistem</w:t>
+      </w:r>
+      <w:proofErr w:type="spellEnd"/>
+      <w:r>
+        <w:rPr>
+          <w:lang w:val="en-US"/>
+        </w:rPr>
+        <w:t xml:space="preserve"> </w:t>
+      </w:r>
+      <w:proofErr w:type="spellStart"/>
+      <w:r>
+        <w:rPr>
+          <w:lang w:val="en-US"/>
+        </w:rPr>
+        <w:t>autentikasi</w:t>
+      </w:r>
+      <w:proofErr w:type="spellEnd"/>
+      <w:r>
+        <w:rPr>
+          <w:lang w:val="en-US"/>
+        </w:rPr>
+        <w:t xml:space="preserve"> dan </w:t>
+      </w:r>
+      <w:proofErr w:type="spellStart"/>
+      <w:r>
+        <w:rPr>
+          <w:lang w:val="en-US"/>
+        </w:rPr>
+        <w:t>komunikasi</w:t>
+      </w:r>
+      <w:proofErr w:type="spellEnd"/>
+      <w:r>
+        <w:rPr>
+          <w:lang w:val="en-US"/>
+        </w:rPr>
+        <w:t xml:space="preserve"> data</w:t>
+      </w:r>
+      <w:r>
+        <w:rPr>
+          <w:lang w:val="en-US"/>
         </w:rPr>
         <w:t xml:space="preserve"> [18]</w:t>
       </w:r>
       <w:r>
         <w:rPr>
-          <w:lang w:val="sv-SE"/>
-        </w:rPr>
-        <w:t xml:space="preserve">. Berdasarkan hasil perhitungan ini, dapat disimpulkan bahwa </w:t>
+          <w:lang w:val="en-US"/>
+        </w:rPr>
+        <w:t xml:space="preserve">. </w:t>
+      </w:r>
+      <w:r>
+        <w:rPr>
+          <w:lang w:val="sv-SE"/>
+        </w:rPr>
+        <w:t xml:space="preserve">Berdasarkan hasil perhitungan ini, dapat disimpulkan bahwa </w:t>
       </w:r>
       <w:r>
         <w:rPr>
@@ -11588,7 +10172,7 @@
                     <pic:cNvPicPr/>
                   </pic:nvPicPr>
                   <pic:blipFill>
-                    <a:blip r:embed="rId20" cstate="print">
+                    <a:blip r:embed="rId21" cstate="print">
                       <a:extLst>
                         <a:ext uri="{28A0092B-C50C-407E-A947-70E740481C1C}">
                           <a14:useLocalDpi xmlns:a14="http://schemas.microsoft.com/office/drawing/2010/main" val="0"/>
@@ -11693,7 +10277,7 @@
                     </pic:cNvPicPr>
                   </pic:nvPicPr>
                   <pic:blipFill rotWithShape="1">
-                    <a:blip r:embed="rId21" cstate="print">
+                    <a:blip r:embed="rId22" cstate="print">
                       <a:extLst>
                         <a:ext uri="{28A0092B-C50C-407E-A947-70E740481C1C}">
                           <a14:useLocalDpi xmlns:a14="http://schemas.microsoft.com/office/drawing/2010/main" val="0"/>
@@ -11925,7 +10509,7 @@
             <wp:cNvGraphicFramePr/>
             <a:graphic xmlns:a="http://schemas.openxmlformats.org/drawingml/2006/main">
               <a:graphicData uri="http://schemas.openxmlformats.org/drawingml/2006/chart">
-                <c:chart xmlns:c="http://schemas.openxmlformats.org/drawingml/2006/chart" xmlns:r="http://schemas.openxmlformats.org/officeDocument/2006/relationships" r:id="rId22"/>
+                <c:chart xmlns:c="http://schemas.openxmlformats.org/drawingml/2006/chart" xmlns:r="http://schemas.openxmlformats.org/officeDocument/2006/relationships" r:id="rId23"/>
               </a:graphicData>
             </a:graphic>
           </wp:inline>
@@ -12530,7 +11114,7 @@
                     </pic:cNvPicPr>
                   </pic:nvPicPr>
                   <pic:blipFill>
-                    <a:blip r:embed="rId23" cstate="print">
+                    <a:blip r:embed="rId24" cstate="print">
                       <a:extLst>
                         <a:ext uri="{28A0092B-C50C-407E-A947-70E740481C1C}">
                           <a14:useLocalDpi xmlns:a14="http://schemas.microsoft.com/office/drawing/2010/main" val="0"/>
@@ -12778,7 +11362,7 @@
             <wp:cNvGraphicFramePr/>
             <a:graphic xmlns:a="http://schemas.openxmlformats.org/drawingml/2006/main">
               <a:graphicData uri="http://schemas.openxmlformats.org/drawingml/2006/chart">
-                <c:chart xmlns:c="http://schemas.openxmlformats.org/drawingml/2006/chart" xmlns:r="http://schemas.openxmlformats.org/officeDocument/2006/relationships" r:id="rId24"/>
+                <c:chart xmlns:c="http://schemas.openxmlformats.org/drawingml/2006/chart" xmlns:r="http://schemas.openxmlformats.org/officeDocument/2006/relationships" r:id="rId25"/>
               </a:graphicData>
             </a:graphic>
           </wp:inline>
@@ -14204,7 +12788,21 @@
         <w:rPr>
           <w:lang w:val="en-US"/>
         </w:rPr>
-        <w:t xml:space="preserve"> 128 bit yang sangat </w:t>
+        <w:t xml:space="preserve"> </w:t>
+      </w:r>
+      <w:proofErr w:type="gramStart"/>
+      <w:r>
+        <w:rPr>
+          <w:lang w:val="en-US"/>
+        </w:rPr>
+        <w:t>128 bit</w:t>
+      </w:r>
+      <w:proofErr w:type="gramEnd"/>
+      <w:r>
+        <w:rPr>
+          <w:lang w:val="en-US"/>
+        </w:rPr>
+        <w:t xml:space="preserve"> yang sangat </w:t>
       </w:r>
       <w:proofErr w:type="spellStart"/>
       <w:r>
@@ -14417,18 +13015,18 @@
       <w:pPr>
         <w:pStyle w:val="Heading5"/>
         <w:rPr>
-          <w:lang w:val="sv-SE"/>
+          <w:lang w:val="en-ID"/>
         </w:rPr>
       </w:pPr>
       <w:r>
         <w:rPr>
-          <w:lang w:val="sv-SE"/>
+          <w:lang w:val="en-ID"/>
         </w:rPr>
         <w:t>Referen</w:t>
       </w:r>
       <w:r>
         <w:rPr>
-          <w:lang w:val="sv-SE"/>
+          <w:lang w:val="en-ID"/>
         </w:rPr>
         <w:t>si</w:t>
       </w:r>
@@ -14445,7 +13043,7 @@
         <w:adjustRightInd w:val="0"/>
         <w:jc w:val="left"/>
         <w:rPr>
-          <w:lang w:val="sv-SE"/>
+          <w:lang w:val="en-ID"/>
         </w:rPr>
       </w:pPr>
     </w:p>
@@ -14486,32 +13084,32 @@
           <w:r>
             <w:rPr>
               <w:rFonts w:eastAsia="Times New Roman"/>
-              <w:lang w:val="sv-SE"/>
+              <w:lang w:val="en-ID"/>
             </w:rPr>
             <w:t>[1]</w:t>
           </w:r>
           <w:r>
             <w:rPr>
               <w:rFonts w:eastAsia="Times New Roman"/>
-              <w:lang w:val="sv-SE"/>
+              <w:lang w:val="en-ID"/>
             </w:rPr>
             <w:tab/>
           </w:r>
           <w:r>
             <w:rPr>
               <w:rFonts w:eastAsia="Times New Roman"/>
-              <w:lang w:val="sv-SE"/>
+              <w:lang w:val="en-ID"/>
             </w:rPr>
-            <w:t xml:space="preserve">Gonzalez, L., Perez, M., &amp; Romero, E. (2021). Effectiveness of real-time alert systems in IoT </w:t>
+            <w:t xml:space="preserve">Gonzalez, L., Perez, M., &amp; Romero, E. (2021). Effectiveness of real-time alert systems in IoT monitoring: A review. </w:t>
           </w:r>
           <w:r>
             <w:rPr>
               <w:rFonts w:eastAsia="Times New Roman"/>
               <w:lang w:val="sv-SE"/>
             </w:rPr>
-            <w:t xml:space="preserve">monitoring: A review. Sensors, 21(15), 5189. </w:t>
+            <w:t xml:space="preserve">Sensors, 21(15), 5189. </w:t>
           </w:r>
-          <w:hyperlink r:id="rId25" w:history="1">
+          <w:hyperlink r:id="rId26" w:history="1">
             <w:r>
               <w:rPr>
                 <w:rStyle w:val="Hyperlink"/>
@@ -14565,7 +13163,7 @@
             </w:rPr>
             <w:t xml:space="preserve">Nurbaya, S. (2019). Peraturan Menteri Lingkungan Hidup dan Kehutanan. Kementerian Lingkungan Hidup dan Kehutanan. </w:t>
           </w:r>
-          <w:hyperlink r:id="rId26" w:history="1">
+          <w:hyperlink r:id="rId27" w:history="1">
             <w:r>
               <w:rPr>
                 <w:rStyle w:val="Hyperlink"/>
@@ -14601,12 +13199,14 @@
           <w:r>
             <w:rPr>
               <w:rFonts w:eastAsia="Times New Roman"/>
+              <w:lang w:val="sv-SE"/>
             </w:rPr>
             <w:t>[3]</w:t>
           </w:r>
           <w:r>
             <w:rPr>
               <w:rFonts w:eastAsia="Times New Roman"/>
+              <w:lang w:val="sv-SE"/>
             </w:rPr>
             <w:tab/>
           </w:r>
@@ -14701,98 +13301,17 @@
           <w:r>
             <w:rPr>
               <w:rFonts w:eastAsia="Times New Roman"/>
+              <w:lang w:val="sv-SE"/>
             </w:rPr>
             <w:t>[4]</w:t>
           </w:r>
           <w:r>
             <w:rPr>
               <w:rFonts w:eastAsia="Times New Roman"/>
+              <w:lang w:val="sv-SE"/>
             </w:rPr>
             <w:tab/>
-          </w:r>
-          <w:proofErr w:type="spellStart"/>
-          <w:r>
-            <w:rPr>
-              <w:rFonts w:eastAsia="Times New Roman"/>
-            </w:rPr>
-            <w:t>Sawitri</w:t>
-          </w:r>
-          <w:proofErr w:type="spellEnd"/>
-          <w:r>
-            <w:rPr>
-              <w:rFonts w:eastAsia="Times New Roman"/>
-            </w:rPr>
-            <w:t xml:space="preserve">, D. (2023). Internet of Things </w:t>
-          </w:r>
-          <w:proofErr w:type="spellStart"/>
-          <w:r>
-            <w:rPr>
-              <w:rFonts w:eastAsia="Times New Roman"/>
-            </w:rPr>
-            <w:t>memasuki</w:t>
-          </w:r>
-          <w:proofErr w:type="spellEnd"/>
-          <w:r>
-            <w:rPr>
-              <w:rFonts w:eastAsia="Times New Roman"/>
-            </w:rPr>
-            <w:t xml:space="preserve"> era society 5.0. KITEKTRO: </w:t>
-          </w:r>
-          <w:proofErr w:type="spellStart"/>
-          <w:r>
-            <w:rPr>
-              <w:rFonts w:eastAsia="Times New Roman"/>
-            </w:rPr>
-            <w:t>Jurnal</w:t>
-          </w:r>
-          <w:proofErr w:type="spellEnd"/>
-          <w:r>
-            <w:rPr>
-              <w:rFonts w:eastAsia="Times New Roman"/>
-            </w:rPr>
-            <w:t xml:space="preserve"> </w:t>
-          </w:r>
-          <w:proofErr w:type="spellStart"/>
-          <w:r>
-            <w:rPr>
-              <w:rFonts w:eastAsia="Times New Roman"/>
-            </w:rPr>
-            <w:t>Komputer</w:t>
-          </w:r>
-          <w:proofErr w:type="spellEnd"/>
-          <w:r>
-            <w:rPr>
-              <w:rFonts w:eastAsia="Times New Roman"/>
-            </w:rPr>
-            <w:t xml:space="preserve">, </w:t>
-          </w:r>
-          <w:proofErr w:type="spellStart"/>
-          <w:r>
-            <w:rPr>
-              <w:rFonts w:eastAsia="Times New Roman"/>
-            </w:rPr>
-            <w:t>Informasi</w:t>
-          </w:r>
-          <w:proofErr w:type="spellEnd"/>
-          <w:r>
-            <w:rPr>
-              <w:rFonts w:eastAsia="Times New Roman"/>
-            </w:rPr>
-            <w:t xml:space="preserve"> </w:t>
-          </w:r>
-          <w:proofErr w:type="spellStart"/>
-          <w:r>
-            <w:rPr>
-              <w:rFonts w:eastAsia="Times New Roman"/>
-            </w:rPr>
-            <w:t>Teknologi</w:t>
-          </w:r>
-          <w:proofErr w:type="spellEnd"/>
-          <w:r>
-            <w:rPr>
-              <w:rFonts w:eastAsia="Times New Roman"/>
-            </w:rPr>
-            <w:t>, dan Elektro, 8(1), 31-35</w:t>
+            <w:t>Sawitri, D. (2023). Internet of Things memasuki era society 5.0. KITEKTRO: Jurnal Komputer, Informasi Teknologi, dan Elektro, 8(1), 31-35</w:t>
           </w:r>
           <w:r>
             <w:rPr>
@@ -14812,62 +13331,51 @@
             <w:divId w:val="2132017909"/>
             <w:rPr>
               <w:rFonts w:eastAsia="Times New Roman"/>
-              <w:lang w:val="sv-SE"/>
+              <w:lang w:val="en-ID"/>
             </w:rPr>
           </w:pPr>
           <w:r>
             <w:rPr>
               <w:rFonts w:eastAsia="Times New Roman"/>
+              <w:lang w:val="sv-SE"/>
             </w:rPr>
             <w:t>[</w:t>
           </w:r>
           <w:r>
             <w:rPr>
               <w:rFonts w:eastAsia="Times New Roman"/>
+              <w:lang w:val="sv-SE"/>
             </w:rPr>
             <w:t>5</w:t>
           </w:r>
           <w:r>
             <w:rPr>
               <w:rFonts w:eastAsia="Times New Roman"/>
+              <w:lang w:val="sv-SE"/>
             </w:rPr>
             <w:t>]</w:t>
           </w:r>
           <w:r>
             <w:rPr>
               <w:rFonts w:eastAsia="Times New Roman"/>
+              <w:lang w:val="sv-SE"/>
             </w:rPr>
             <w:tab/>
           </w:r>
-          <w:proofErr w:type="spellStart"/>
+          <w:r>
+            <w:rPr>
+              <w:rFonts w:eastAsia="Times New Roman"/>
+              <w:lang w:val="sv-SE"/>
+            </w:rPr>
+            <w:t xml:space="preserve">Akasiadis, C., Tryferidis, A., &amp; Tzovaras, D. (2019). </w:t>
+          </w:r>
           <w:r>
             <w:rPr>
               <w:rFonts w:eastAsia="Times New Roman"/>
             </w:rPr>
-            <w:t>Akasiadis</w:t>
+            <w:t xml:space="preserve">Internet of Things architecture for combined applications. IEEE Internet of Things Journal, 6(2), 2055-2070. </w:t>
           </w:r>
-          <w:proofErr w:type="spellEnd"/>
-          <w:r>
-            <w:rPr>
-              <w:rFonts w:eastAsia="Times New Roman"/>
-            </w:rPr>
-            <w:t xml:space="preserve">, C., Tryferidis, A., &amp; </w:t>
-          </w:r>
-          <w:proofErr w:type="spellStart"/>
-          <w:r>
-            <w:rPr>
-              <w:rFonts w:eastAsia="Times New Roman"/>
-            </w:rPr>
-            <w:t>Tzovaras</w:t>
-          </w:r>
-          <w:proofErr w:type="spellEnd"/>
-          <w:r>
-            <w:rPr>
-              <w:rFonts w:eastAsia="Times New Roman"/>
-            </w:rPr>
-            <w:t xml:space="preserve">, D. (2019). Internet of Things architecture for combined applications. IEEE Internet of Things Journal, 6(2), 2055-2070. </w:t>
-          </w:r>
-          <w:hyperlink r:id="rId27" w:history="1">
+          <w:hyperlink r:id="rId28" w:history="1">
             <w:r>
               <w:rPr>
                 <w:rStyle w:val="Hyperlink"/>
@@ -14881,7 +13389,7 @@
           <w:r>
             <w:rPr>
               <w:rFonts w:eastAsia="Times New Roman"/>
-              <w:lang w:val="sv-SE"/>
+              <w:lang w:val="en-ID"/>
             </w:rPr>
             <w:t>.</w:t>
           </w:r>
@@ -14901,7 +13409,7 @@
           <w:r>
             <w:rPr>
               <w:rFonts w:eastAsia="Times New Roman"/>
-              <w:lang w:val="sv-SE"/>
+              <w:lang w:val="en-ID"/>
             </w:rPr>
             <w:lastRenderedPageBreak/>
             <w:t>[</w:t>
@@ -14909,21 +13417,21 @@
           <w:r>
             <w:rPr>
               <w:rFonts w:eastAsia="Times New Roman"/>
-              <w:lang w:val="sv-SE"/>
+              <w:lang w:val="en-ID"/>
             </w:rPr>
             <w:t>6</w:t>
           </w:r>
           <w:r>
             <w:rPr>
               <w:rFonts w:eastAsia="Times New Roman"/>
-              <w:lang w:val="sv-SE"/>
+              <w:lang w:val="en-ID"/>
             </w:rPr>
             <w:t>]</w:t>
           </w:r>
           <w:r>
             <w:rPr>
               <w:rFonts w:eastAsia="Times New Roman"/>
-              <w:lang w:val="sv-SE"/>
+              <w:lang w:val="en-ID"/>
             </w:rPr>
             <w:tab/>
           </w:r>
@@ -14939,36 +13447,18 @@
             <w:rPr>
               <w:i/>
               <w:iCs/>
+              <w:lang w:val="sv-SE"/>
             </w:rPr>
-            <w:t xml:space="preserve">Internet of Things </w:t>
+            <w:t>Internet of Things dengan Python, ESP32, dan Raspberry PI: Teori dan praktik</w:t>
           </w:r>
-          <w:proofErr w:type="spellStart"/>
           <w:r>
             <w:rPr>
-              <w:i/>
-              <w:iCs/>
+              <w:lang w:val="sv-SE"/>
             </w:rPr>
-            <w:t>dengan</w:t>
+            <w:t xml:space="preserve">. </w:t>
           </w:r>
-          <w:proofErr w:type="spellEnd"/>
           <w:r>
-            <w:rPr>
-              <w:i/>
-              <w:iCs/>
-            </w:rPr>
-            <w:t xml:space="preserve"> Python, ESP32, dan Raspberry PI: Teori dan </w:t>
-          </w:r>
-          <w:proofErr w:type="spellStart"/>
-          <w:r>
-            <w:rPr>
-              <w:i/>
-              <w:iCs/>
-            </w:rPr>
-            <w:t>praktik</w:t>
-          </w:r>
-          <w:proofErr w:type="spellEnd"/>
-          <w:r>
-            <w:t xml:space="preserve">. Universitas </w:t>
+            <w:t xml:space="preserve">Universitas </w:t>
           </w:r>
           <w:proofErr w:type="spellStart"/>
           <w:r>
@@ -15037,7 +13527,7 @@
           <w:r>
             <w:t xml:space="preserve">), IEEE International Conference on High Performance and Smart Computing (HPSC), and IEEE International Conference on Intelligent Data and Security (IDS), 1-6. </w:t>
           </w:r>
-          <w:hyperlink r:id="rId28" w:history="1">
+          <w:hyperlink r:id="rId29" w:history="1">
             <w:r>
               <w:rPr>
                 <w:rStyle w:val="Hyperlink"/>
@@ -15094,9 +13584,23 @@
             <w:rPr>
               <w:rFonts w:eastAsia="Times New Roman"/>
             </w:rPr>
-            <w:t xml:space="preserve">Ahmed, S., &amp; Mahmood, Q. (2019). An authentication based scheme for applications using JSON web token. 2019 22nd International Multitopic Conference (INMIC), 1-6. </w:t>
+            <w:t xml:space="preserve">Ahmed, S., &amp; Mahmood, Q. (2019). An </w:t>
           </w:r>
-          <w:hyperlink r:id="rId29" w:history="1">
+          <w:proofErr w:type="gramStart"/>
+          <w:r>
+            <w:rPr>
+              <w:rFonts w:eastAsia="Times New Roman"/>
+            </w:rPr>
+            <w:t>authentication based</w:t>
+          </w:r>
+          <w:proofErr w:type="gramEnd"/>
+          <w:r>
+            <w:rPr>
+              <w:rFonts w:eastAsia="Times New Roman"/>
+            </w:rPr>
+            <w:t xml:space="preserve"> scheme for applications using JSON web token. 2019 22nd International Multitopic Conference (INMIC), 1-6. </w:t>
+          </w:r>
+          <w:hyperlink r:id="rId30" w:history="1">
             <w:r>
               <w:rPr>
                 <w:rStyle w:val="Hyperlink"/>
@@ -15118,33 +13622,34 @@
             <w:divId w:val="1717730283"/>
             <w:rPr>
               <w:rFonts w:eastAsia="Times New Roman"/>
+              <w:lang w:val="sv-SE"/>
             </w:rPr>
           </w:pPr>
           <w:r>
             <w:rPr>
               <w:rFonts w:eastAsia="Times New Roman"/>
-              <w:lang w:val="sv-SE"/>
+              <w:lang w:val="en-ID"/>
             </w:rPr>
             <w:t>[</w:t>
           </w:r>
           <w:r>
             <w:rPr>
               <w:rFonts w:eastAsia="Times New Roman"/>
-              <w:lang w:val="sv-SE"/>
+              <w:lang w:val="en-ID"/>
             </w:rPr>
             <w:t>9</w:t>
           </w:r>
           <w:r>
             <w:rPr>
               <w:rFonts w:eastAsia="Times New Roman"/>
-              <w:lang w:val="sv-SE"/>
+              <w:lang w:val="en-ID"/>
             </w:rPr>
             <w:t>]</w:t>
           </w:r>
           <w:r>
             <w:rPr>
               <w:rFonts w:eastAsia="Times New Roman"/>
-              <w:lang w:val="sv-SE"/>
+              <w:lang w:val="en-ID"/>
             </w:rPr>
             <w:tab/>
           </w:r>
@@ -15168,6 +13673,7 @@
           <w:r>
             <w:rPr>
               <w:rFonts w:eastAsia="Times New Roman"/>
+              <w:lang w:val="sv-SE"/>
             </w:rPr>
             <w:t>.</w:t>
           </w:r>
@@ -15182,7 +13688,7 @@
             <w:divId w:val="66726439"/>
             <w:rPr>
               <w:rFonts w:eastAsia="Times New Roman"/>
-              <w:lang w:val="sv-SE"/>
+              <w:lang w:val="en-ID"/>
             </w:rPr>
           </w:pPr>
           <w:r>
@@ -15204,16 +13710,39 @@
               <w:rFonts w:eastAsia="Times New Roman"/>
               <w:lang w:val="sv-SE"/>
             </w:rPr>
-            <w:t xml:space="preserve">Shodiq, F. A., Pahlevi, R. R., &amp; Sukarno, P. (2021). Secure MQTT authentication and message exchange methods for IoT constrained device. 2021 International Conference on Intelligent Cybernetics Technology &amp; Applications (ICICyTA), 70–74. </w:t>
+            <w:t xml:space="preserve">Shodiq, F. A., Pahlevi, R. R., &amp; Sukarno, P. (2021). </w:t>
           </w:r>
-          <w:hyperlink r:id="rId30" w:history="1">
+          <w:r>
+            <w:rPr>
+              <w:rFonts w:eastAsia="Times New Roman"/>
+              <w:lang w:val="en-ID"/>
+            </w:rPr>
+            <w:t>Secure MQTT authentication and message exchange methods for IoT constrained device. 2021 International Conference on Intelligent Cybernetics Technology &amp; Applications (</w:t>
+          </w:r>
+          <w:proofErr w:type="spellStart"/>
+          <w:r>
+            <w:rPr>
+              <w:rFonts w:eastAsia="Times New Roman"/>
+              <w:lang w:val="en-ID"/>
+            </w:rPr>
+            <w:t>ICICyTA</w:t>
+          </w:r>
+          <w:proofErr w:type="spellEnd"/>
+          <w:r>
+            <w:rPr>
+              <w:rFonts w:eastAsia="Times New Roman"/>
+              <w:lang w:val="en-ID"/>
+            </w:rPr>
+            <w:t xml:space="preserve">), 70–74. </w:t>
+          </w:r>
+          <w:hyperlink r:id="rId31" w:history="1">
             <w:r>
               <w:rPr>
                 <w:rStyle w:val="Hyperlink"/>
                 <w:rFonts w:eastAsia="Times New Roman"/>
                 <w:color w:val="auto"/>
                 <w:u w:val="none"/>
-                <w:lang w:val="sv-SE"/>
+                <w:lang w:val="en-ID"/>
               </w:rPr>
               <w:t>https://doi.org/10.1109/ICICyTA53712.2021.9689</w:t>
             </w:r>
@@ -15221,7 +13750,7 @@
           <w:r>
             <w:rPr>
               <w:rFonts w:eastAsia="Times New Roman"/>
-              <w:lang w:val="sv-SE"/>
+              <w:lang w:val="en-ID"/>
             </w:rPr>
             <w:t>.</w:t>
           </w:r>
@@ -15312,7 +13841,7 @@
             </w:rPr>
             <w:t xml:space="preserve"> algorithm and brute-force time estimation to strengthen cybersecurity. Journal of Computing and Information System, 21(1), 52–59. </w:t>
           </w:r>
-          <w:hyperlink r:id="rId31" w:history="1">
+          <w:hyperlink r:id="rId32" w:history="1">
             <w:r>
               <w:rPr>
                 <w:rStyle w:val="Hyperlink"/>
@@ -15340,7 +13869,7 @@
             <w:divId w:val="66726439"/>
             <w:rPr>
               <w:rFonts w:eastAsia="Times New Roman"/>
-              <w:lang w:val="sv-SE"/>
+              <w:lang w:val="en-ID"/>
             </w:rPr>
           </w:pPr>
           <w:r>
@@ -15362,16 +13891,23 @@
               <w:rFonts w:eastAsia="Times New Roman"/>
               <w:lang w:val="sv-SE"/>
             </w:rPr>
-            <w:t xml:space="preserve">Bogdan, R., Paliuc, C., Crisan-Vida, M., Nimara, S., &amp; Barmayoun, D. (2023). Low-cost Internet-of-Things water-quality monitoring system for rural areas. Sensors, 23(8), 3919. </w:t>
+            <w:t xml:space="preserve">Bogdan, R., Paliuc, C., Crisan-Vida, M., Nimara, S., &amp; Barmayoun, D. (2023). </w:t>
           </w:r>
-          <w:hyperlink r:id="rId32" w:history="1">
+          <w:r>
+            <w:rPr>
+              <w:rFonts w:eastAsia="Times New Roman"/>
+              <w:lang w:val="en-ID"/>
+            </w:rPr>
+            <w:t xml:space="preserve">Low-cost Internet-of-Things water-quality monitoring system for rural areas. Sensors, 23(8), 3919. </w:t>
+          </w:r>
+          <w:hyperlink r:id="rId33" w:history="1">
             <w:r>
               <w:rPr>
                 <w:rStyle w:val="Hyperlink"/>
                 <w:rFonts w:eastAsia="Times New Roman"/>
                 <w:color w:val="auto"/>
                 <w:u w:val="none"/>
-                <w:lang w:val="sv-SE"/>
+                <w:lang w:val="en-ID"/>
               </w:rPr>
               <w:t>https://doi.org/10.3390/s23083919</w:t>
             </w:r>
@@ -15379,7 +13915,7 @@
           <w:r>
             <w:rPr>
               <w:rFonts w:eastAsia="Times New Roman"/>
-              <w:lang w:val="sv-SE"/>
+              <w:lang w:val="en-ID"/>
             </w:rPr>
             <w:t>.</w:t>
           </w:r>
@@ -15400,25 +13936,25 @@
           <w:r>
             <w:rPr>
               <w:rFonts w:eastAsia="Times New Roman"/>
-              <w:lang w:val="sv-SE"/>
+              <w:lang w:val="en-ID"/>
             </w:rPr>
             <w:t>[13]</w:t>
           </w:r>
           <w:r>
             <w:rPr>
               <w:rFonts w:eastAsia="Times New Roman"/>
-              <w:lang w:val="sv-SE"/>
+              <w:lang w:val="en-ID"/>
             </w:rPr>
             <w:tab/>
           </w:r>
           <w:r>
             <w:rPr>
               <w:rFonts w:eastAsia="Times New Roman"/>
-              <w:lang w:val="sv-SE"/>
+              <w:lang w:val="en-ID"/>
             </w:rPr>
             <w:t xml:space="preserve">Raman, R., &amp; Martin, N. (2024). IoT-enabled water pollution detection for real-time monitoring and pollution source identification with MQTT protocol. 2024 International Conference on Advances in Data Engineering and Intelligent Computing Systems (ADICS), 1–6. </w:t>
           </w:r>
-          <w:hyperlink r:id="rId33" w:history="1">
+          <w:hyperlink r:id="rId34" w:history="1">
             <w:r>
               <w:rPr>
                 <w:rStyle w:val="Hyperlink"/>
@@ -15448,7 +13984,7 @@
             <w:divId w:val="66726439"/>
             <w:rPr>
               <w:rFonts w:eastAsia="Times New Roman"/>
-              <w:lang w:val="sv-SE"/>
+              <w:lang w:val="en-ID"/>
             </w:rPr>
           </w:pPr>
           <w:r>
@@ -15470,16 +14006,23 @@
               <w:rFonts w:eastAsia="Times New Roman"/>
               <w:lang w:val="sv-SE"/>
             </w:rPr>
-            <w:t xml:space="preserve">Salem, R. M. M., Saraya, M. S., &amp; Ali-Eldin, A. M. T. (2022). An industrial cloud-based IoT system for real-time monitoring and controlling of wastewater. IEEE Access, 10, 6528–6540. </w:t>
+            <w:t xml:space="preserve">Salem, R. M. M., Saraya, M. S., &amp; Ali-Eldin, A. M. T. (2022). </w:t>
           </w:r>
-          <w:hyperlink r:id="rId34" w:history="1">
+          <w:r>
+            <w:rPr>
+              <w:rFonts w:eastAsia="Times New Roman"/>
+              <w:lang w:val="en-ID"/>
+            </w:rPr>
+            <w:t xml:space="preserve">An industrial cloud-based IoT system for real-time monitoring and controlling of wastewater. IEEE Access, 10, 6528–6540. </w:t>
+          </w:r>
+          <w:hyperlink r:id="rId35" w:history="1">
             <w:r>
               <w:rPr>
                 <w:rStyle w:val="Hyperlink"/>
                 <w:rFonts w:eastAsia="Times New Roman"/>
                 <w:color w:val="auto"/>
                 <w:u w:val="none"/>
-                <w:lang w:val="sv-SE"/>
+                <w:lang w:val="en-ID"/>
               </w:rPr>
               <w:t>https://doi.org/10.1109/ACCESS.2022.3141977</w:t>
             </w:r>
@@ -15487,7 +14030,7 @@
           <w:r>
             <w:rPr>
               <w:rFonts w:eastAsia="Times New Roman"/>
-              <w:lang w:val="sv-SE"/>
+              <w:lang w:val="en-ID"/>
             </w:rPr>
             <w:t xml:space="preserve">. </w:t>
           </w:r>
@@ -15530,7 +14073,7 @@
             </w:rPr>
             <w:t xml:space="preserve">, S., Goel, O., &amp; Pandian, P. K. G. (2024). Agile project planning and execution in large-scale IT projects. Deleted Journal, 12(3), 239–252. </w:t>
           </w:r>
-          <w:hyperlink r:id="rId35" w:history="1">
+          <w:hyperlink r:id="rId36" w:history="1">
             <w:r>
               <w:rPr>
                 <w:rStyle w:val="Hyperlink"/>
@@ -15590,7 +14133,7 @@
             </w:rPr>
             <w:t xml:space="preserve">Vainer, M. (2023). Multi-purpose password dataset generation and its application in decision making for password cracking through machine learning. New Trends in Computer Sciences, 1(1), 1-18. </w:t>
           </w:r>
-          <w:hyperlink r:id="rId36" w:history="1">
+          <w:hyperlink r:id="rId37" w:history="1">
             <w:r>
               <w:rPr>
                 <w:rStyle w:val="Hyperlink"/>
@@ -15650,7 +14193,7 @@
             </w:rPr>
             <w:t xml:space="preserve">Grassi, P. A., Garcia, M. E., &amp; Fenton, J. L. (2017). Digital identity guidelines: Authentication and lifecycle management (NIST Special Publication 800-63B). National Institute of Standards and Technology. </w:t>
           </w:r>
-          <w:hyperlink r:id="rId37" w:history="1">
+          <w:hyperlink r:id="rId38" w:history="1">
             <w:r>
               <w:rPr>
                 <w:rStyle w:val="Hyperlink"/>
@@ -15717,7 +14260,7 @@
           <w:r>
             <w:t xml:space="preserve"> (NIST Special Publication 800-57 Part 1 Rev. 5). National Institute of Standards and Technology. </w:t>
           </w:r>
-          <w:hyperlink r:id="rId38" w:history="1">
+          <w:hyperlink r:id="rId39" w:history="1">
             <w:r>
               <w:rPr>
                 <w:rStyle w:val="Hyperlink"/>
@@ -15764,7 +14307,7 @@
             </w:rPr>
             <w:t xml:space="preserve">Google. (2023). Core Web Vitals: What developers should know. Google Developers. </w:t>
           </w:r>
-          <w:hyperlink r:id="rId39" w:history="1">
+          <w:hyperlink r:id="rId40" w:history="1">
             <w:r>
               <w:rPr>
                 <w:rStyle w:val="Hyperlink"/>
@@ -15820,7 +14363,7 @@
             </w:rPr>
             <w:t xml:space="preserve">, A. M. (2020). Website performance and bounce rate: An empirical investigation. International Journal of Information Management, 54, 102154. </w:t>
           </w:r>
-          <w:hyperlink r:id="rId40" w:history="1">
+          <w:hyperlink r:id="rId41" w:history="1">
             <w:r>
               <w:rPr>
                 <w:rStyle w:val="Hyperlink"/>
@@ -15863,7 +14406,7 @@
             <w:tab/>
             <w:t xml:space="preserve">Joshi, A., Kale, S., Chandel, S., &amp; Pal, D. K. (2015). Likert scale: Explored and explained. British Journal of Applied Science &amp; Technology, 7(4), 396–403. </w:t>
           </w:r>
-          <w:hyperlink r:id="rId41" w:history="1">
+          <w:hyperlink r:id="rId42" w:history="1">
             <w:r>
               <w:rPr>
                 <w:rStyle w:val="Hyperlink"/>
@@ -16007,7 +14550,7 @@
             </w:rPr>
             <w:t xml:space="preserve"> Likert. Ciencia Latina, 7(4). </w:t>
           </w:r>
-          <w:hyperlink r:id="rId42" w:history="1">
+          <w:hyperlink r:id="rId43" w:history="1">
             <w:r>
               <w:rPr>
                 <w:rStyle w:val="Hyperlink"/>
@@ -16077,7 +14620,7 @@
             </w:rPr>
             <w:t xml:space="preserve">, R. (2019). Recent developments in research on the management of information technology: An overview of leading journals. Journal of Information Technology, 34(2), 97–112. </w:t>
           </w:r>
-          <w:hyperlink r:id="rId43" w:history="1">
+          <w:hyperlink r:id="rId44" w:history="1">
             <w:r>
               <w:rPr>
                 <w:rStyle w:val="Hyperlink"/>
@@ -22571,9 +21114,11 @@
     <w:rsid w:val="001662A9"/>
     <w:rsid w:val="001A3374"/>
     <w:rsid w:val="001C0F02"/>
+    <w:rsid w:val="001D7C88"/>
     <w:rsid w:val="001E2B1F"/>
     <w:rsid w:val="001F3712"/>
     <w:rsid w:val="002418DB"/>
+    <w:rsid w:val="002758CD"/>
     <w:rsid w:val="002F266E"/>
     <w:rsid w:val="00347E94"/>
     <w:rsid w:val="003D4E03"/>
@@ -22589,10 +21134,12 @@
     <w:rsid w:val="0059591F"/>
     <w:rsid w:val="005C2968"/>
     <w:rsid w:val="0064410E"/>
+    <w:rsid w:val="006B6AB0"/>
     <w:rsid w:val="006D236B"/>
     <w:rsid w:val="007166CB"/>
     <w:rsid w:val="00742017"/>
     <w:rsid w:val="007A359D"/>
+    <w:rsid w:val="00805460"/>
     <w:rsid w:val="00812E1C"/>
     <w:rsid w:val="008A568C"/>
     <w:rsid w:val="008E5174"/>
